--- a/UT1/ACT-1/Actividad1-plantillaGonzaloRodriguez.docx
+++ b/UT1/ACT-1/Actividad1-plantillaGonzaloRodriguez.docx
@@ -13,61 +13,7 @@
           <w:color w:val="1B365D"/>
           <w:sz w:val="40"/>
         </w:rPr>
-        <w:t xml:space="preserve">UT01 – </w:t>
-      </w:r>
-      <w:proofErr w:type="spellStart"/>
-      <w:r>
-        <w:rPr>
-          <w:b/>
-          <w:color w:val="1B365D"/>
-          <w:sz w:val="40"/>
-        </w:rPr>
-        <w:t>Tecnologías</w:t>
-      </w:r>
-      <w:proofErr w:type="spellEnd"/>
-      <w:r>
-        <w:rPr>
-          <w:b/>
-          <w:color w:val="1B365D"/>
-          <w:sz w:val="40"/>
-        </w:rPr>
-        <w:t xml:space="preserve"> de </w:t>
-      </w:r>
-      <w:proofErr w:type="spellStart"/>
-      <w:r>
-        <w:rPr>
-          <w:b/>
-          <w:color w:val="1B365D"/>
-          <w:sz w:val="40"/>
-        </w:rPr>
-        <w:t>programación</w:t>
-      </w:r>
-      <w:proofErr w:type="spellEnd"/>
-      <w:r>
-        <w:rPr>
-          <w:b/>
-          <w:color w:val="1B365D"/>
-          <w:sz w:val="40"/>
-        </w:rPr>
-        <w:t xml:space="preserve"> </w:t>
-      </w:r>
-      <w:proofErr w:type="spellStart"/>
-      <w:r>
-        <w:rPr>
-          <w:b/>
-          <w:color w:val="1B365D"/>
-          <w:sz w:val="40"/>
-        </w:rPr>
-        <w:t>sobre</w:t>
-      </w:r>
-      <w:proofErr w:type="spellEnd"/>
-      <w:r>
-        <w:rPr>
-          <w:b/>
-          <w:color w:val="1B365D"/>
-          <w:sz w:val="40"/>
-        </w:rPr>
-        <w:t xml:space="preserve"> clientes web</w:t>
+        <w:t>UT01 – Tecnologías de programación sobre clientes web</w:t>
       </w:r>
     </w:p>
     <w:p>
@@ -270,7 +216,25 @@
           <w:color w:val="1B365D"/>
           <w:sz w:val="30"/>
         </w:rPr>
-        <w:t>1. Repositorio y Estructura de la Actividad (0,50 pts)</w:t>
+        <w:t xml:space="preserve">1. Repositorio y Estructura de la Actividad (0,50 </w:t>
+      </w:r>
+      <w:proofErr w:type="spellStart"/>
+      <w:r>
+        <w:rPr>
+          <w:rFonts w:ascii="Calibri" w:hAnsi="Calibri"/>
+          <w:color w:val="1B365D"/>
+          <w:sz w:val="30"/>
+        </w:rPr>
+        <w:t>pts</w:t>
+      </w:r>
+      <w:proofErr w:type="spellEnd"/>
+      <w:r>
+        <w:rPr>
+          <w:rFonts w:ascii="Calibri" w:hAnsi="Calibri"/>
+          <w:color w:val="1B365D"/>
+          <w:sz w:val="30"/>
+        </w:rPr>
+        <w:t>)</w:t>
       </w:r>
     </w:p>
     <w:p>
@@ -284,31 +248,15 @@
         <w:t>ACTIVIDADES ENTREGABLES / ACT-1 /</w:t>
       </w:r>
       <w:r>
-        <w:t xml:space="preserve"> y compartido con la profesora (aralvarezr@educa.jcyl.es). A continuación se presentan las evidencias de código y </w:t>
+        <w:t xml:space="preserve"> y compartido con la profesora (aralvarezr@educa.jcyl.es). A </w:t>
       </w:r>
-      <w:proofErr w:type="spellStart"/>
+      <w:proofErr w:type="gramStart"/>
       <w:r>
-        <w:t>funcionamiento</w:t>
+        <w:t>continuación</w:t>
       </w:r>
-      <w:proofErr w:type="spellEnd"/>
+      <w:proofErr w:type="gramEnd"/>
       <w:r>
-        <w:t xml:space="preserve"> de </w:t>
-      </w:r>
-      <w:proofErr w:type="spellStart"/>
-      <w:r>
-        <w:t>cada</w:t>
-      </w:r>
-      <w:proofErr w:type="spellEnd"/>
-      <w:r>
-        <w:t xml:space="preserve"> </w:t>
-      </w:r>
-      <w:proofErr w:type="spellStart"/>
-      <w:r>
-        <w:t>ejercicio</w:t>
-      </w:r>
-      <w:proofErr w:type="spellEnd"/>
-      <w:r>
-        <w:t>.</w:t>
+        <w:t xml:space="preserve"> se presentan las evidencias de código y funcionamiento de cada ejercicio.</w:t>
       </w:r>
     </w:p>
     <w:tbl>
@@ -355,151 +303,7 @@
                 <w:b/>
                 <w:color w:val="008080"/>
               </w:rPr>
-              <w:t xml:space="preserve"> </w:t>
-            </w:r>
-            <w:proofErr w:type="spellStart"/>
-            <w:r>
-              <w:rPr>
-                <w:b/>
-                <w:color w:val="008080"/>
-              </w:rPr>
-              <w:t>Evidencia</w:t>
-            </w:r>
-            <w:proofErr w:type="spellEnd"/>
-            <w:r>
-              <w:rPr>
-                <w:b/>
-                <w:color w:val="008080"/>
-              </w:rPr>
-              <w:t xml:space="preserve">: </w:t>
-            </w:r>
-            <w:proofErr w:type="spellStart"/>
-            <w:r>
-              <w:rPr>
-                <w:b/>
-                <w:color w:val="008080"/>
-              </w:rPr>
-              <w:t>Captura</w:t>
-            </w:r>
-            <w:proofErr w:type="spellEnd"/>
-            <w:r>
-              <w:rPr>
-                <w:b/>
-                <w:color w:val="008080"/>
-              </w:rPr>
-              <w:t xml:space="preserve"> del </w:t>
-            </w:r>
-            <w:proofErr w:type="spellStart"/>
-            <w:r>
-              <w:rPr>
-                <w:b/>
-                <w:color w:val="008080"/>
-              </w:rPr>
-              <w:t>explorador</w:t>
-            </w:r>
-            <w:proofErr w:type="spellEnd"/>
-            <w:r>
-              <w:rPr>
-                <w:b/>
-                <w:color w:val="008080"/>
-              </w:rPr>
-              <w:t xml:space="preserve"> de </w:t>
-            </w:r>
-            <w:proofErr w:type="spellStart"/>
-            <w:r>
-              <w:rPr>
-                <w:b/>
-                <w:color w:val="008080"/>
-              </w:rPr>
-              <w:t>archivos</w:t>
-            </w:r>
-            <w:proofErr w:type="spellEnd"/>
-            <w:r>
-              <w:rPr>
-                <w:b/>
-                <w:color w:val="008080"/>
-              </w:rPr>
-              <w:t xml:space="preserve"> </w:t>
-            </w:r>
-            <w:proofErr w:type="spellStart"/>
-            <w:r>
-              <w:rPr>
-                <w:b/>
-                <w:color w:val="008080"/>
-              </w:rPr>
-              <w:t>donde</w:t>
-            </w:r>
-            <w:proofErr w:type="spellEnd"/>
-            <w:r>
-              <w:rPr>
-                <w:b/>
-                <w:color w:val="008080"/>
-              </w:rPr>
-              <w:t xml:space="preserve"> se </w:t>
-            </w:r>
-            <w:proofErr w:type="spellStart"/>
-            <w:r>
-              <w:rPr>
-                <w:b/>
-                <w:color w:val="008080"/>
-              </w:rPr>
-              <w:t>vean</w:t>
-            </w:r>
-            <w:proofErr w:type="spellEnd"/>
-            <w:r>
-              <w:rPr>
-                <w:b/>
-                <w:color w:val="008080"/>
-              </w:rPr>
-              <w:t xml:space="preserve"> </w:t>
-            </w:r>
-            <w:proofErr w:type="spellStart"/>
-            <w:r>
-              <w:rPr>
-                <w:b/>
-                <w:color w:val="008080"/>
-              </w:rPr>
-              <w:t>todos</w:t>
-            </w:r>
-            <w:proofErr w:type="spellEnd"/>
-            <w:r>
-              <w:rPr>
-                <w:b/>
-                <w:color w:val="008080"/>
-              </w:rPr>
-              <w:t xml:space="preserve"> los </w:t>
-            </w:r>
-            <w:proofErr w:type="spellStart"/>
-            <w:r>
-              <w:rPr>
-                <w:b/>
-                <w:color w:val="008080"/>
-              </w:rPr>
-              <w:t>archivos</w:t>
-            </w:r>
-            <w:proofErr w:type="spellEnd"/>
-            <w:r>
-              <w:rPr>
-                <w:b/>
-                <w:color w:val="008080"/>
-              </w:rPr>
-              <w:t xml:space="preserve"> </w:t>
-            </w:r>
-            <w:proofErr w:type="spellStart"/>
-            <w:r>
-              <w:rPr>
-                <w:b/>
-                <w:color w:val="008080"/>
-              </w:rPr>
-              <w:t>generados</w:t>
-            </w:r>
-            <w:proofErr w:type="spellEnd"/>
-            <w:r>
-              <w:rPr>
-                <w:b/>
-                <w:color w:val="008080"/>
-              </w:rPr>
-              <w:t>.</w:t>
+              <w:t xml:space="preserve"> Evidencia: Captura del explorador de archivos donde se vean todos los archivos generados.</w:t>
             </w:r>
             <w:r>
               <w:rPr>
@@ -512,6 +316,9 @@
               <w:t xml:space="preserve"> </w:t>
             </w:r>
             <w:r>
+              <w:rPr>
+                <w:noProof/>
+              </w:rPr>
               <w:drawing>
                 <wp:inline distT="0" distB="0" distL="0" distR="0" wp14:anchorId="0F5470C3" wp14:editId="3576B0EC">
                   <wp:extent cx="2085975" cy="3227866"/>
@@ -562,14 +369,21 @@
         <w:pStyle w:val="Ttulo2"/>
         <w:spacing w:before="240" w:after="80"/>
       </w:pPr>
+      <w:r>
+        <w:rPr>
+          <w:rFonts w:ascii="Calibri" w:hAnsi="Calibri"/>
+          <w:color w:val="008080"/>
+        </w:rPr>
+        <w:lastRenderedPageBreak/>
+        <w:t>Ejercicio 1.1 – Carga Diferida con '</w:t>
+      </w:r>
       <w:proofErr w:type="spellStart"/>
       <w:r>
         <w:rPr>
           <w:rFonts w:ascii="Calibri" w:hAnsi="Calibri"/>
           <w:color w:val="008080"/>
         </w:rPr>
-        <w:lastRenderedPageBreak/>
-        <w:t>Ejercicio</w:t>
+        <w:t>defer</w:t>
       </w:r>
       <w:proofErr w:type="spellEnd"/>
       <w:r>
@@ -577,7 +391,7 @@
           <w:rFonts w:ascii="Calibri" w:hAnsi="Calibri"/>
           <w:color w:val="008080"/>
         </w:rPr>
-        <w:t xml:space="preserve"> 1.1 – Carga Diferida con 'defer'</w:t>
+        <w:t>'</w:t>
       </w:r>
     </w:p>
     <w:p>
@@ -591,11 +405,11 @@
         <w:t>index.html</w:t>
       </w:r>
       <w:r>
-        <w:t xml:space="preserve"> con &lt;script defer src="..."&gt;&lt;/script&gt; ubicado en la cabecera &lt;head&gt;. El script genera los números del 1 al 100 </w:t>
+        <w:t xml:space="preserve"> con &lt;script </w:t>
       </w:r>
       <w:proofErr w:type="spellStart"/>
       <w:r>
-        <w:t>en</w:t>
+        <w:t>defer</w:t>
       </w:r>
       <w:proofErr w:type="spellEnd"/>
       <w:r>
@@ -603,35 +417,11 @@
       </w:r>
       <w:proofErr w:type="spellStart"/>
       <w:r>
-        <w:t>el</w:t>
+        <w:t>src</w:t>
       </w:r>
       <w:proofErr w:type="spellEnd"/>
       <w:r>
-        <w:t xml:space="preserve"> </w:t>
-      </w:r>
-      <w:proofErr w:type="spellStart"/>
-      <w:r>
-        <w:t>cuerpo</w:t>
-      </w:r>
-      <w:proofErr w:type="spellEnd"/>
-      <w:r>
-        <w:t xml:space="preserve"> del </w:t>
-      </w:r>
-      <w:proofErr w:type="spellStart"/>
-      <w:r>
-        <w:t>documento</w:t>
-      </w:r>
-      <w:proofErr w:type="spellEnd"/>
-      <w:r>
-        <w:t xml:space="preserve"> </w:t>
-      </w:r>
-      <w:proofErr w:type="spellStart"/>
-      <w:r>
-        <w:t>mediante</w:t>
-      </w:r>
-      <w:proofErr w:type="spellEnd"/>
-      <w:r>
-        <w:t xml:space="preserve"> </w:t>
+        <w:t xml:space="preserve">="..."&gt;&lt;/script&gt; ubicado en la cabecera &lt;head&gt;. El script genera los números del 1 al 100 en el cuerpo del documento mediante </w:t>
       </w:r>
       <w:proofErr w:type="spellStart"/>
       <w:proofErr w:type="gramStart"/>
@@ -644,15 +434,7 @@
       </w:r>
       <w:proofErr w:type="spellEnd"/>
       <w:r>
-        <w:t xml:space="preserve"> += "&lt;p&gt;"+</w:t>
-      </w:r>
-      <w:proofErr w:type="spellStart"/>
-      <w:r>
-        <w:t>i</w:t>
-      </w:r>
-      <w:proofErr w:type="spellEnd"/>
-      <w:r>
-        <w:t>+"&lt;/p&gt;".</w:t>
+        <w:t xml:space="preserve"> += "&lt;p&gt;"+i+"&lt;/p&gt;".</w:t>
       </w:r>
     </w:p>
     <w:tbl>
@@ -688,38 +470,35 @@
                 <w:szCs w:val="24"/>
               </w:rPr>
             </w:pPr>
-            <w:proofErr w:type="spellStart"/>
             <w:r>
               <w:rPr>
                 <w:b/>
                 <w:color w:val="008080"/>
               </w:rPr>
-              <w:t>Explica</w:t>
-            </w:r>
-            <w:proofErr w:type="spellEnd"/>
+              <w:t xml:space="preserve">Explica </w:t>
+            </w:r>
+            <w:proofErr w:type="gramStart"/>
             <w:r>
               <w:rPr>
                 <w:b/>
                 <w:color w:val="008080"/>
               </w:rPr>
-              <w:t xml:space="preserve"> </w:t>
-            </w:r>
-            <w:proofErr w:type="spellStart"/>
-            <w:proofErr w:type="gramStart"/>
+              <w:t>aquí  qué</w:t>
+            </w:r>
+            <w:proofErr w:type="gramEnd"/>
             <w:r>
               <w:rPr>
                 <w:b/>
                 <w:color w:val="008080"/>
               </w:rPr>
-              <w:t>aquí</w:t>
-            </w:r>
-            <w:proofErr w:type="spellEnd"/>
+              <w:t xml:space="preserve"> ocurre si eliminas el atri</w:t>
+            </w:r>
             <w:r>
               <w:rPr>
                 <w:b/>
                 <w:color w:val="008080"/>
               </w:rPr>
-              <w:t xml:space="preserve">  </w:t>
+              <w:t xml:space="preserve">buto </w:t>
             </w:r>
             <w:proofErr w:type="spellStart"/>
             <w:r>
@@ -727,119 +506,15 @@
                 <w:b/>
                 <w:color w:val="008080"/>
               </w:rPr>
-              <w:t>qué</w:t>
+              <w:t>defer</w:t>
             </w:r>
             <w:proofErr w:type="spellEnd"/>
-            <w:proofErr w:type="gramEnd"/>
             <w:r>
               <w:rPr>
                 <w:b/>
                 <w:color w:val="008080"/>
               </w:rPr>
-              <w:t xml:space="preserve"> </w:t>
-            </w:r>
-            <w:proofErr w:type="spellStart"/>
-            <w:r>
-              <w:rPr>
-                <w:b/>
-                <w:color w:val="008080"/>
-              </w:rPr>
-              <w:t>ocurre</w:t>
-            </w:r>
-            <w:proofErr w:type="spellEnd"/>
-            <w:r>
-              <w:rPr>
-                <w:b/>
-                <w:color w:val="008080"/>
-              </w:rPr>
-              <w:t xml:space="preserve"> </w:t>
-            </w:r>
-            <w:proofErr w:type="spellStart"/>
-            <w:r>
-              <w:rPr>
-                <w:b/>
-                <w:color w:val="008080"/>
-              </w:rPr>
-              <w:t>si</w:t>
-            </w:r>
-            <w:proofErr w:type="spellEnd"/>
-            <w:r>
-              <w:rPr>
-                <w:b/>
-                <w:color w:val="008080"/>
-              </w:rPr>
-              <w:t xml:space="preserve"> </w:t>
-            </w:r>
-            <w:proofErr w:type="spellStart"/>
-            <w:r>
-              <w:rPr>
-                <w:b/>
-                <w:color w:val="008080"/>
-              </w:rPr>
-              <w:t>eliminas</w:t>
-            </w:r>
-            <w:proofErr w:type="spellEnd"/>
-            <w:r>
-              <w:rPr>
-                <w:b/>
-                <w:color w:val="008080"/>
-              </w:rPr>
-              <w:t xml:space="preserve"> </w:t>
-            </w:r>
-            <w:proofErr w:type="spellStart"/>
-            <w:r>
-              <w:rPr>
-                <w:b/>
-                <w:color w:val="008080"/>
-              </w:rPr>
-              <w:t>el</w:t>
-            </w:r>
-            <w:proofErr w:type="spellEnd"/>
-            <w:r>
-              <w:rPr>
-                <w:b/>
-                <w:color w:val="008080"/>
-              </w:rPr>
-              <w:t xml:space="preserve"> </w:t>
-            </w:r>
-            <w:proofErr w:type="spellStart"/>
-            <w:r>
-              <w:rPr>
-                <w:b/>
-                <w:color w:val="008080"/>
-              </w:rPr>
-              <w:t>atri</w:t>
-            </w:r>
-            <w:r>
-              <w:rPr>
-                <w:b/>
-                <w:color w:val="008080"/>
-              </w:rPr>
-              <w:t>buto</w:t>
-            </w:r>
-            <w:proofErr w:type="spellEnd"/>
-            <w:r>
-              <w:rPr>
-                <w:b/>
-                <w:color w:val="008080"/>
-              </w:rPr>
-              <w:t xml:space="preserve"> defer de la </w:t>
-            </w:r>
-            <w:proofErr w:type="spellStart"/>
-            <w:r>
-              <w:rPr>
-                <w:b/>
-                <w:color w:val="008080"/>
-              </w:rPr>
-              <w:t>etiqueta</w:t>
-            </w:r>
-            <w:proofErr w:type="spellEnd"/>
-            <w:r>
-              <w:rPr>
-                <w:b/>
-                <w:color w:val="008080"/>
-              </w:rPr>
-              <w:t xml:space="preserve"> &lt;scri</w:t>
+              <w:t xml:space="preserve"> de la etiqueta &lt;scri</w:t>
             </w:r>
             <w:r>
               <w:rPr>
@@ -881,7 +556,7 @@
                 <w:iCs/>
                 <w:color w:val="888888"/>
               </w:rPr>
-              <w:t xml:space="preserve"> </w:t>
+              <w:t xml:space="preserve"> eliminas el atributo </w:t>
             </w:r>
             <w:proofErr w:type="spellStart"/>
             <w:r>
@@ -889,7 +564,7 @@
                 <w:iCs/>
                 <w:color w:val="888888"/>
               </w:rPr>
-              <w:t>eliminas</w:t>
+              <w:t>defer</w:t>
             </w:r>
             <w:proofErr w:type="spellEnd"/>
             <w:r>
@@ -897,55 +572,7 @@
                 <w:iCs/>
                 <w:color w:val="888888"/>
               </w:rPr>
-              <w:t xml:space="preserve"> </w:t>
-            </w:r>
-            <w:proofErr w:type="spellStart"/>
-            <w:r>
-              <w:rPr>
-                <w:iCs/>
-                <w:color w:val="888888"/>
-              </w:rPr>
-              <w:t>el</w:t>
-            </w:r>
-            <w:proofErr w:type="spellEnd"/>
-            <w:r>
-              <w:rPr>
-                <w:iCs/>
-                <w:color w:val="888888"/>
-              </w:rPr>
-              <w:t xml:space="preserve"> </w:t>
-            </w:r>
-            <w:proofErr w:type="spellStart"/>
-            <w:r>
-              <w:rPr>
-                <w:iCs/>
-                <w:color w:val="888888"/>
-              </w:rPr>
-              <w:t>atributo</w:t>
-            </w:r>
-            <w:proofErr w:type="spellEnd"/>
-            <w:r>
-              <w:rPr>
-                <w:iCs/>
-                <w:color w:val="888888"/>
-              </w:rPr>
-              <w:t xml:space="preserve"> defer de la </w:t>
-            </w:r>
-            <w:proofErr w:type="spellStart"/>
-            <w:r>
-              <w:rPr>
-                <w:iCs/>
-                <w:color w:val="888888"/>
-              </w:rPr>
-              <w:t>etiqueta</w:t>
-            </w:r>
-            <w:proofErr w:type="spellEnd"/>
-            <w:r>
-              <w:rPr>
-                <w:iCs/>
-                <w:color w:val="888888"/>
-              </w:rPr>
-              <w:t xml:space="preserve"> &lt;script</w:t>
+              <w:t xml:space="preserve"> de la etiqueta &lt;script</w:t>
             </w:r>
             <w:r>
               <w:rPr>
@@ -954,47 +581,7 @@
                 <w:sz w:val="24"/>
                 <w:szCs w:val="24"/>
               </w:rPr>
-              <w:t xml:space="preserve">&gt; no </w:t>
-            </w:r>
-            <w:proofErr w:type="spellStart"/>
-            <w:r>
-              <w:rPr>
-                <w:iCs/>
-                <w:color w:val="888888"/>
-                <w:sz w:val="24"/>
-                <w:szCs w:val="24"/>
-              </w:rPr>
-              <w:t>ejecuta</w:t>
-            </w:r>
-            <w:proofErr w:type="spellEnd"/>
-            <w:r>
-              <w:rPr>
-                <w:iCs/>
-                <w:color w:val="888888"/>
-                <w:sz w:val="24"/>
-                <w:szCs w:val="24"/>
-              </w:rPr>
-              <w:t xml:space="preserve"> </w:t>
-            </w:r>
-            <w:proofErr w:type="spellStart"/>
-            <w:r>
-              <w:rPr>
-                <w:iCs/>
-                <w:color w:val="888888"/>
-                <w:sz w:val="24"/>
-                <w:szCs w:val="24"/>
-              </w:rPr>
-              <w:t>el</w:t>
-            </w:r>
-            <w:proofErr w:type="spellEnd"/>
-            <w:r>
-              <w:rPr>
-                <w:iCs/>
-                <w:color w:val="888888"/>
-                <w:sz w:val="24"/>
-                <w:szCs w:val="24"/>
-              </w:rPr>
-              <w:t xml:space="preserve"> </w:t>
+              <w:t xml:space="preserve">&gt; no ejecuta el </w:t>
             </w:r>
             <w:r>
               <w:rPr>
@@ -1023,7 +610,7 @@
                 <w:sz w:val="24"/>
                 <w:szCs w:val="24"/>
               </w:rPr>
-              <w:t xml:space="preserve">’ </w:t>
+              <w:t xml:space="preserve">’ porque al tener la etiqueta &lt;script&gt; en el &lt;head&gt; no carga el </w:t>
             </w:r>
             <w:proofErr w:type="spellStart"/>
             <w:r>
@@ -1033,7 +620,7 @@
                 <w:sz w:val="24"/>
                 <w:szCs w:val="24"/>
               </w:rPr>
-              <w:t>porque</w:t>
+              <w:t>html</w:t>
             </w:r>
             <w:proofErr w:type="spellEnd"/>
             <w:r>
@@ -1043,167 +630,7 @@
                 <w:sz w:val="24"/>
                 <w:szCs w:val="24"/>
               </w:rPr>
-              <w:t xml:space="preserve"> al </w:t>
-            </w:r>
-            <w:proofErr w:type="spellStart"/>
-            <w:r>
-              <w:rPr>
-                <w:iCs/>
-                <w:color w:val="888888"/>
-                <w:sz w:val="24"/>
-                <w:szCs w:val="24"/>
-              </w:rPr>
-              <w:t>tener</w:t>
-            </w:r>
-            <w:proofErr w:type="spellEnd"/>
-            <w:r>
-              <w:rPr>
-                <w:iCs/>
-                <w:color w:val="888888"/>
-                <w:sz w:val="24"/>
-                <w:szCs w:val="24"/>
-              </w:rPr>
-              <w:t xml:space="preserve"> la </w:t>
-            </w:r>
-            <w:proofErr w:type="spellStart"/>
-            <w:r>
-              <w:rPr>
-                <w:iCs/>
-                <w:color w:val="888888"/>
-                <w:sz w:val="24"/>
-                <w:szCs w:val="24"/>
-              </w:rPr>
-              <w:t>etiqueta</w:t>
-            </w:r>
-            <w:proofErr w:type="spellEnd"/>
-            <w:r>
-              <w:rPr>
-                <w:iCs/>
-                <w:color w:val="888888"/>
-                <w:sz w:val="24"/>
-                <w:szCs w:val="24"/>
-              </w:rPr>
-              <w:t xml:space="preserve"> &lt;script&gt; </w:t>
-            </w:r>
-            <w:proofErr w:type="spellStart"/>
-            <w:r>
-              <w:rPr>
-                <w:iCs/>
-                <w:color w:val="888888"/>
-                <w:sz w:val="24"/>
-                <w:szCs w:val="24"/>
-              </w:rPr>
-              <w:t>en</w:t>
-            </w:r>
-            <w:proofErr w:type="spellEnd"/>
-            <w:r>
-              <w:rPr>
-                <w:iCs/>
-                <w:color w:val="888888"/>
-                <w:sz w:val="24"/>
-                <w:szCs w:val="24"/>
-              </w:rPr>
-              <w:t xml:space="preserve"> </w:t>
-            </w:r>
-            <w:proofErr w:type="spellStart"/>
-            <w:r>
-              <w:rPr>
-                <w:iCs/>
-                <w:color w:val="888888"/>
-                <w:sz w:val="24"/>
-                <w:szCs w:val="24"/>
-              </w:rPr>
-              <w:t>el</w:t>
-            </w:r>
-            <w:proofErr w:type="spellEnd"/>
-            <w:r>
-              <w:rPr>
-                <w:iCs/>
-                <w:color w:val="888888"/>
-                <w:sz w:val="24"/>
-                <w:szCs w:val="24"/>
-              </w:rPr>
-              <w:t xml:space="preserve"> &lt;head&gt; no carga </w:t>
-            </w:r>
-            <w:proofErr w:type="spellStart"/>
-            <w:r>
-              <w:rPr>
-                <w:iCs/>
-                <w:color w:val="888888"/>
-                <w:sz w:val="24"/>
-                <w:szCs w:val="24"/>
-              </w:rPr>
-              <w:t>el</w:t>
-            </w:r>
-            <w:proofErr w:type="spellEnd"/>
-            <w:r>
-              <w:rPr>
-                <w:iCs/>
-                <w:color w:val="888888"/>
-                <w:sz w:val="24"/>
-                <w:szCs w:val="24"/>
-              </w:rPr>
-              <w:t xml:space="preserve"> html </w:t>
-            </w:r>
-            <w:proofErr w:type="spellStart"/>
-            <w:r>
-              <w:rPr>
-                <w:iCs/>
-                <w:color w:val="888888"/>
-                <w:sz w:val="24"/>
-                <w:szCs w:val="24"/>
-              </w:rPr>
-              <w:t>completo</w:t>
-            </w:r>
-            <w:proofErr w:type="spellEnd"/>
-            <w:r>
-              <w:rPr>
-                <w:iCs/>
-                <w:color w:val="888888"/>
-                <w:sz w:val="24"/>
-                <w:szCs w:val="24"/>
-              </w:rPr>
-              <w:t xml:space="preserve"> </w:t>
-            </w:r>
-            <w:proofErr w:type="spellStart"/>
-            <w:r>
-              <w:rPr>
-                <w:iCs/>
-                <w:color w:val="888888"/>
-                <w:sz w:val="24"/>
-                <w:szCs w:val="24"/>
-              </w:rPr>
-              <w:t>sino</w:t>
-            </w:r>
-            <w:proofErr w:type="spellEnd"/>
-            <w:r>
-              <w:rPr>
-                <w:iCs/>
-                <w:color w:val="888888"/>
-                <w:sz w:val="24"/>
-                <w:szCs w:val="24"/>
-              </w:rPr>
-              <w:t xml:space="preserve"> que </w:t>
-            </w:r>
-            <w:proofErr w:type="spellStart"/>
-            <w:r>
-              <w:rPr>
-                <w:iCs/>
-                <w:color w:val="888888"/>
-                <w:sz w:val="24"/>
-                <w:szCs w:val="24"/>
-              </w:rPr>
-              <w:t>va</w:t>
-            </w:r>
-            <w:proofErr w:type="spellEnd"/>
-            <w:r>
-              <w:rPr>
-                <w:iCs/>
-                <w:color w:val="888888"/>
-                <w:sz w:val="24"/>
-                <w:szCs w:val="24"/>
-              </w:rPr>
-              <w:t xml:space="preserve"> </w:t>
+              <w:t xml:space="preserve"> completo sino que va </w:t>
             </w:r>
             <w:proofErr w:type="spellStart"/>
             <w:r>
@@ -1243,47 +670,7 @@
                 <w:sz w:val="24"/>
                 <w:szCs w:val="24"/>
               </w:rPr>
-              <w:t xml:space="preserve"> y </w:t>
-            </w:r>
-            <w:proofErr w:type="spellStart"/>
-            <w:r>
-              <w:rPr>
-                <w:iCs/>
-                <w:color w:val="888888"/>
-                <w:sz w:val="24"/>
-                <w:szCs w:val="24"/>
-              </w:rPr>
-              <w:t>detecta</w:t>
-            </w:r>
-            <w:proofErr w:type="spellEnd"/>
-            <w:r>
-              <w:rPr>
-                <w:iCs/>
-                <w:color w:val="888888"/>
-                <w:sz w:val="24"/>
-                <w:szCs w:val="24"/>
-              </w:rPr>
-              <w:t xml:space="preserve"> </w:t>
-            </w:r>
-            <w:proofErr w:type="spellStart"/>
-            <w:r>
-              <w:rPr>
-                <w:iCs/>
-                <w:color w:val="888888"/>
-                <w:sz w:val="24"/>
-                <w:szCs w:val="24"/>
-              </w:rPr>
-              <w:t>el</w:t>
-            </w:r>
-            <w:proofErr w:type="spellEnd"/>
-            <w:r>
-              <w:rPr>
-                <w:iCs/>
-                <w:color w:val="888888"/>
-                <w:sz w:val="24"/>
-                <w:szCs w:val="24"/>
-              </w:rPr>
-              <w:t xml:space="preserve"> ‘</w:t>
+              <w:t xml:space="preserve"> y detecta el ‘</w:t>
             </w:r>
             <w:proofErr w:type="spellStart"/>
             <w:r>
@@ -1303,27 +690,7 @@
                 <w:sz w:val="24"/>
                 <w:szCs w:val="24"/>
               </w:rPr>
-              <w:t xml:space="preserve">’ </w:t>
-            </w:r>
-            <w:proofErr w:type="spellStart"/>
-            <w:r>
-              <w:rPr>
-                <w:iCs/>
-                <w:color w:val="888888"/>
-                <w:sz w:val="24"/>
-                <w:szCs w:val="24"/>
-              </w:rPr>
-              <w:t>como</w:t>
-            </w:r>
-            <w:proofErr w:type="spellEnd"/>
-            <w:r>
-              <w:rPr>
-                <w:iCs/>
-                <w:color w:val="888888"/>
-                <w:sz w:val="24"/>
-                <w:szCs w:val="24"/>
-              </w:rPr>
-              <w:t xml:space="preserve"> NULL.</w:t>
+              <w:t>’ como NULL.</w:t>
             </w:r>
           </w:p>
         </w:tc>
@@ -1334,13 +701,20 @@
         <w:pStyle w:val="Ttulo2"/>
         <w:spacing w:before="240" w:after="80"/>
       </w:pPr>
+      <w:r>
+        <w:rPr>
+          <w:rFonts w:ascii="Calibri" w:hAnsi="Calibri"/>
+          <w:color w:val="008080"/>
+        </w:rPr>
+        <w:t>Ejercicio 1.2 – Carga Asíncrona con '</w:t>
+      </w:r>
       <w:proofErr w:type="spellStart"/>
       <w:r>
         <w:rPr>
           <w:rFonts w:ascii="Calibri" w:hAnsi="Calibri"/>
           <w:color w:val="008080"/>
         </w:rPr>
-        <w:t>Ejercicio</w:t>
+        <w:t>async</w:t>
       </w:r>
       <w:proofErr w:type="spellEnd"/>
       <w:r>
@@ -1348,7 +722,7 @@
           <w:rFonts w:ascii="Calibri" w:hAnsi="Calibri"/>
           <w:color w:val="008080"/>
         </w:rPr>
-        <w:t xml:space="preserve"> 1.2 – Carga Asíncrona con 'async'</w:t>
+        <w:t>'</w:t>
       </w:r>
     </w:p>
     <w:p>
@@ -1362,7 +736,23 @@
         <w:t>index.html</w:t>
       </w:r>
       <w:r>
-        <w:t xml:space="preserve"> con dos scripts asíncronos enlazados en el &lt;head&gt; mediante &lt;script async src="..."&gt;&lt;/script&gt;. Uno muestra los números del 1 al 100 y el otro del 900 al 1000.</w:t>
+        <w:t xml:space="preserve"> con dos scripts asíncronos enlazados en el &lt;head&gt; mediante &lt;script </w:t>
+      </w:r>
+      <w:proofErr w:type="spellStart"/>
+      <w:r>
+        <w:t>async</w:t>
+      </w:r>
+      <w:proofErr w:type="spellEnd"/>
+      <w:r>
+        <w:t xml:space="preserve"> </w:t>
+      </w:r>
+      <w:proofErr w:type="spellStart"/>
+      <w:r>
+        <w:t>src</w:t>
+      </w:r>
+      <w:proofErr w:type="spellEnd"/>
+      <w:r>
+        <w:t>="..."&gt;&lt;/script&gt;. Uno muestra los números del 1 al 100 y el otro del 900 al 1000.</w:t>
       </w:r>
     </w:p>
     <w:tbl>
@@ -1413,143 +803,13 @@
               </w:rPr>
               <w:t xml:space="preserve"> </w:t>
             </w:r>
-            <w:proofErr w:type="spellStart"/>
             <w:r>
               <w:rPr>
                 <w:b/>
                 <w:color w:val="008080"/>
               </w:rPr>
-              <w:t>Explica</w:t>
-            </w:r>
-            <w:proofErr w:type="spellEnd"/>
-            <w:r>
-              <w:rPr>
-                <w:b/>
-                <w:color w:val="008080"/>
-              </w:rPr>
-              <w:t xml:space="preserve"> </w:t>
-            </w:r>
-            <w:proofErr w:type="spellStart"/>
-            <w:r>
-              <w:rPr>
-                <w:b/>
-                <w:color w:val="008080"/>
-              </w:rPr>
-              <w:t>aquí</w:t>
-            </w:r>
-            <w:proofErr w:type="spellEnd"/>
-            <w:r>
-              <w:rPr>
-                <w:b/>
-                <w:color w:val="008080"/>
-              </w:rPr>
-              <w:t xml:space="preserve"> </w:t>
-            </w:r>
-            <w:proofErr w:type="spellStart"/>
-            <w:r>
-              <w:rPr>
-                <w:b/>
-                <w:color w:val="008080"/>
-              </w:rPr>
-              <w:t>qué</w:t>
-            </w:r>
-            <w:proofErr w:type="spellEnd"/>
-            <w:r>
-              <w:rPr>
-                <w:b/>
-                <w:color w:val="008080"/>
-              </w:rPr>
-              <w:t xml:space="preserve"> se </w:t>
-            </w:r>
-            <w:proofErr w:type="spellStart"/>
-            <w:r>
-              <w:rPr>
-                <w:b/>
-                <w:color w:val="008080"/>
-              </w:rPr>
-              <w:t>pretende</w:t>
-            </w:r>
-            <w:proofErr w:type="spellEnd"/>
-            <w:r>
-              <w:rPr>
-                <w:b/>
-                <w:color w:val="008080"/>
-              </w:rPr>
-              <w:t xml:space="preserve"> </w:t>
-            </w:r>
-            <w:proofErr w:type="spellStart"/>
-            <w:r>
-              <w:rPr>
-                <w:b/>
-                <w:color w:val="008080"/>
-              </w:rPr>
-              <w:t>demostrar</w:t>
-            </w:r>
-            <w:proofErr w:type="spellEnd"/>
-            <w:r>
-              <w:rPr>
-                <w:b/>
-                <w:color w:val="008080"/>
-              </w:rPr>
-              <w:t xml:space="preserve"> y </w:t>
-            </w:r>
-            <w:proofErr w:type="spellStart"/>
-            <w:r>
-              <w:rPr>
-                <w:b/>
-                <w:color w:val="008080"/>
-              </w:rPr>
-              <w:t>si</w:t>
-            </w:r>
-            <w:proofErr w:type="spellEnd"/>
-            <w:r>
-              <w:rPr>
-                <w:b/>
-                <w:color w:val="008080"/>
-              </w:rPr>
-              <w:t xml:space="preserve"> se ha </w:t>
-            </w:r>
-            <w:proofErr w:type="spellStart"/>
-            <w:r>
-              <w:rPr>
-                <w:b/>
-                <w:color w:val="008080"/>
-              </w:rPr>
-              <w:t>conseguido</w:t>
-            </w:r>
-            <w:proofErr w:type="spellEnd"/>
-            <w:r>
-              <w:rPr>
-                <w:b/>
-                <w:color w:val="008080"/>
-              </w:rPr>
-              <w:t xml:space="preserve"> con </w:t>
-            </w:r>
-            <w:proofErr w:type="spellStart"/>
-            <w:r>
-              <w:rPr>
-                <w:b/>
-                <w:color w:val="008080"/>
-              </w:rPr>
-              <w:t>este</w:t>
-            </w:r>
-            <w:proofErr w:type="spellEnd"/>
-            <w:r>
-              <w:rPr>
-                <w:b/>
-                <w:color w:val="008080"/>
-              </w:rPr>
-              <w:t xml:space="preserve"> </w:t>
-            </w:r>
-            <w:proofErr w:type="spellStart"/>
-            <w:r>
-              <w:rPr>
-                <w:b/>
-                <w:color w:val="008080"/>
-              </w:rPr>
-              <w:t>ejemplo</w:t>
-            </w:r>
-            <w:proofErr w:type="spellEnd"/>
+              <w:t>Explica aquí qué se pretende demostrar y si se ha conseguido con este ejemplo</w:t>
+            </w:r>
           </w:p>
           <w:p>
             <w:pPr>
@@ -1563,87 +823,14 @@
                 <w:iCs/>
                 <w:color w:val="888888"/>
               </w:rPr>
-              <w:t xml:space="preserve">Se </w:t>
-            </w:r>
-            <w:proofErr w:type="spellStart"/>
+              <w:t xml:space="preserve">Se pretende demostrar que </w:t>
+            </w:r>
             <w:r>
               <w:rPr>
                 <w:iCs/>
                 <w:color w:val="888888"/>
               </w:rPr>
-              <w:t>pretende</w:t>
-            </w:r>
-            <w:proofErr w:type="spellEnd"/>
-            <w:r>
-              <w:rPr>
-                <w:iCs/>
-                <w:color w:val="888888"/>
-              </w:rPr>
-              <w:t xml:space="preserve"> </w:t>
-            </w:r>
-            <w:proofErr w:type="spellStart"/>
-            <w:r>
-              <w:rPr>
-                <w:iCs/>
-                <w:color w:val="888888"/>
-              </w:rPr>
-              <w:t>demostrar</w:t>
-            </w:r>
-            <w:proofErr w:type="spellEnd"/>
-            <w:r>
-              <w:rPr>
-                <w:iCs/>
-                <w:color w:val="888888"/>
-              </w:rPr>
-              <w:t xml:space="preserve"> que </w:t>
-            </w:r>
-            <w:proofErr w:type="spellStart"/>
-            <w:r>
-              <w:rPr>
-                <w:iCs/>
-                <w:color w:val="888888"/>
-              </w:rPr>
-              <w:t>si</w:t>
-            </w:r>
-            <w:proofErr w:type="spellEnd"/>
-            <w:r>
-              <w:rPr>
-                <w:iCs/>
-                <w:color w:val="888888"/>
-              </w:rPr>
-              <w:t xml:space="preserve"> </w:t>
-            </w:r>
-            <w:proofErr w:type="spellStart"/>
-            <w:r>
-              <w:rPr>
-                <w:iCs/>
-                <w:color w:val="888888"/>
-              </w:rPr>
-              <w:t>añadimos</w:t>
-            </w:r>
-            <w:proofErr w:type="spellEnd"/>
-            <w:r>
-              <w:rPr>
-                <w:iCs/>
-                <w:color w:val="888888"/>
-              </w:rPr>
-              <w:t xml:space="preserve"> dos scripts </w:t>
-            </w:r>
-            <w:proofErr w:type="spellStart"/>
-            <w:r>
-              <w:rPr>
-                <w:iCs/>
-                <w:color w:val="888888"/>
-              </w:rPr>
-              <w:t>asíncronos</w:t>
-            </w:r>
-            <w:proofErr w:type="spellEnd"/>
-            <w:r>
-              <w:rPr>
-                <w:iCs/>
-                <w:color w:val="888888"/>
-              </w:rPr>
-              <w:t xml:space="preserve"> </w:t>
+              <w:t xml:space="preserve">si añadimos dos scripts asíncronos </w:t>
             </w:r>
             <w:proofErr w:type="spellStart"/>
             <w:r>
@@ -1659,7 +846,7 @@
                 <w:iCs/>
                 <w:color w:val="888888"/>
               </w:rPr>
-              <w:t xml:space="preserve"> </w:t>
+              <w:t xml:space="preserve"> en el &lt;head&gt; mediante </w:t>
             </w:r>
             <w:proofErr w:type="spellStart"/>
             <w:r>
@@ -1667,7 +854,7 @@
                 <w:iCs/>
                 <w:color w:val="888888"/>
               </w:rPr>
-              <w:t>en</w:t>
+              <w:t>async</w:t>
             </w:r>
             <w:proofErr w:type="spellEnd"/>
             <w:r>
@@ -1675,137 +862,23 @@
                 <w:iCs/>
                 <w:color w:val="888888"/>
               </w:rPr>
-              <w:t xml:space="preserve"> </w:t>
-            </w:r>
-            <w:proofErr w:type="spellStart"/>
+              <w:t xml:space="preserve">, estos dos scripts se ejecuten en paralelo y se muestran los números de los dos scripts intercalados. </w:t>
+            </w:r>
             <w:r>
               <w:rPr>
                 <w:iCs/>
                 <w:color w:val="888888"/>
               </w:rPr>
-              <w:t>el</w:t>
-            </w:r>
-            <w:proofErr w:type="spellEnd"/>
+              <w:t>No lo hemos conseguido con este ejemplo ya que e</w:t>
+            </w:r>
             <w:r>
               <w:rPr>
                 <w:iCs/>
                 <w:color w:val="888888"/>
               </w:rPr>
-              <w:t xml:space="preserve"> &lt;head&gt; </w:t>
-            </w:r>
-            <w:proofErr w:type="spellStart"/>
-            <w:r>
-              <w:rPr>
-                <w:iCs/>
-                <w:color w:val="888888"/>
-              </w:rPr>
-              <w:t>mediante</w:t>
-            </w:r>
-            <w:proofErr w:type="spellEnd"/>
-            <w:r>
-              <w:rPr>
-                <w:iCs/>
-                <w:color w:val="888888"/>
-              </w:rPr>
-              <w:t xml:space="preserve"> async, </w:t>
-            </w:r>
-            <w:proofErr w:type="spellStart"/>
-            <w:r>
-              <w:rPr>
-                <w:iCs/>
-                <w:color w:val="888888"/>
-              </w:rPr>
-              <w:t>estos</w:t>
-            </w:r>
-            <w:proofErr w:type="spellEnd"/>
-            <w:r>
-              <w:rPr>
-                <w:iCs/>
-                <w:color w:val="888888"/>
-              </w:rPr>
-              <w:t xml:space="preserve"> dos scripts se </w:t>
-            </w:r>
-            <w:proofErr w:type="spellStart"/>
-            <w:r>
-              <w:rPr>
-                <w:iCs/>
-                <w:color w:val="888888"/>
-              </w:rPr>
-              <w:t>ejecuten</w:t>
-            </w:r>
-            <w:proofErr w:type="spellEnd"/>
-            <w:r>
-              <w:rPr>
-                <w:iCs/>
-                <w:color w:val="888888"/>
-              </w:rPr>
-              <w:t xml:space="preserve"> </w:t>
-            </w:r>
-            <w:proofErr w:type="spellStart"/>
-            <w:r>
-              <w:rPr>
-                <w:iCs/>
-                <w:color w:val="888888"/>
-              </w:rPr>
-              <w:t>en</w:t>
-            </w:r>
-            <w:proofErr w:type="spellEnd"/>
-            <w:r>
-              <w:rPr>
-                <w:iCs/>
-                <w:color w:val="888888"/>
-              </w:rPr>
-              <w:t xml:space="preserve"> </w:t>
-            </w:r>
-            <w:proofErr w:type="spellStart"/>
-            <w:r>
-              <w:rPr>
-                <w:iCs/>
-                <w:color w:val="888888"/>
-              </w:rPr>
-              <w:t>paralelo</w:t>
-            </w:r>
-            <w:proofErr w:type="spellEnd"/>
-            <w:r>
-              <w:rPr>
-                <w:iCs/>
-                <w:color w:val="888888"/>
-              </w:rPr>
-              <w:t xml:space="preserve"> y se </w:t>
-            </w:r>
-            <w:proofErr w:type="spellStart"/>
-            <w:r>
-              <w:rPr>
-                <w:iCs/>
-                <w:color w:val="888888"/>
-              </w:rPr>
-              <w:t>muestran</w:t>
-            </w:r>
-            <w:proofErr w:type="spellEnd"/>
-            <w:r>
-              <w:rPr>
-                <w:iCs/>
-                <w:color w:val="888888"/>
-              </w:rPr>
-              <w:t xml:space="preserve"> los </w:t>
-            </w:r>
-            <w:proofErr w:type="spellStart"/>
-            <w:r>
-              <w:rPr>
-                <w:iCs/>
-                <w:color w:val="888888"/>
-              </w:rPr>
-              <w:t>números</w:t>
-            </w:r>
-            <w:proofErr w:type="spellEnd"/>
-            <w:r>
-              <w:rPr>
-                <w:iCs/>
-                <w:color w:val="888888"/>
-              </w:rPr>
-              <w:t xml:space="preserve"> de los dos scripts </w:t>
-            </w:r>
-            <w:proofErr w:type="spellStart"/>
+              <w:t xml:space="preserve">n el resultado podemos ver que no se muestran los números </w:t>
+            </w:r>
+            <w:proofErr w:type="gramStart"/>
             <w:r>
               <w:rPr>
                 <w:iCs/>
@@ -1813,299 +886,13 @@
               </w:rPr>
               <w:t>intercalados</w:t>
             </w:r>
-            <w:proofErr w:type="spellEnd"/>
+            <w:proofErr w:type="gramEnd"/>
             <w:r>
               <w:rPr>
                 <w:iCs/>
                 <w:color w:val="888888"/>
               </w:rPr>
-              <w:t xml:space="preserve">. </w:t>
-            </w:r>
-            <w:r>
-              <w:rPr>
-                <w:iCs/>
-                <w:color w:val="888888"/>
-              </w:rPr>
-              <w:t xml:space="preserve">No lo </w:t>
-            </w:r>
-            <w:proofErr w:type="spellStart"/>
-            <w:r>
-              <w:rPr>
-                <w:iCs/>
-                <w:color w:val="888888"/>
-              </w:rPr>
-              <w:t>hemos</w:t>
-            </w:r>
-            <w:proofErr w:type="spellEnd"/>
-            <w:r>
-              <w:rPr>
-                <w:iCs/>
-                <w:color w:val="888888"/>
-              </w:rPr>
-              <w:t xml:space="preserve"> </w:t>
-            </w:r>
-            <w:proofErr w:type="spellStart"/>
-            <w:r>
-              <w:rPr>
-                <w:iCs/>
-                <w:color w:val="888888"/>
-              </w:rPr>
-              <w:t>conseguido</w:t>
-            </w:r>
-            <w:proofErr w:type="spellEnd"/>
-            <w:r>
-              <w:rPr>
-                <w:iCs/>
-                <w:color w:val="888888"/>
-              </w:rPr>
-              <w:t xml:space="preserve"> con </w:t>
-            </w:r>
-            <w:proofErr w:type="spellStart"/>
-            <w:r>
-              <w:rPr>
-                <w:iCs/>
-                <w:color w:val="888888"/>
-              </w:rPr>
-              <w:t>este</w:t>
-            </w:r>
-            <w:proofErr w:type="spellEnd"/>
-            <w:r>
-              <w:rPr>
-                <w:iCs/>
-                <w:color w:val="888888"/>
-              </w:rPr>
-              <w:t xml:space="preserve"> </w:t>
-            </w:r>
-            <w:proofErr w:type="spellStart"/>
-            <w:r>
-              <w:rPr>
-                <w:iCs/>
-                <w:color w:val="888888"/>
-              </w:rPr>
-              <w:t>ejemplo</w:t>
-            </w:r>
-            <w:proofErr w:type="spellEnd"/>
-            <w:r>
-              <w:rPr>
-                <w:iCs/>
-                <w:color w:val="888888"/>
-              </w:rPr>
-              <w:t xml:space="preserve"> </w:t>
-            </w:r>
-            <w:proofErr w:type="spellStart"/>
-            <w:r>
-              <w:rPr>
-                <w:iCs/>
-                <w:color w:val="888888"/>
-              </w:rPr>
-              <w:t>ya</w:t>
-            </w:r>
-            <w:proofErr w:type="spellEnd"/>
-            <w:r>
-              <w:rPr>
-                <w:iCs/>
-                <w:color w:val="888888"/>
-              </w:rPr>
-              <w:t xml:space="preserve"> que </w:t>
-            </w:r>
-            <w:proofErr w:type="spellStart"/>
-            <w:r>
-              <w:rPr>
-                <w:iCs/>
-                <w:color w:val="888888"/>
-              </w:rPr>
-              <w:t>e</w:t>
-            </w:r>
-            <w:r>
-              <w:rPr>
-                <w:iCs/>
-                <w:color w:val="888888"/>
-              </w:rPr>
-              <w:t>n</w:t>
-            </w:r>
-            <w:proofErr w:type="spellEnd"/>
-            <w:r>
-              <w:rPr>
-                <w:iCs/>
-                <w:color w:val="888888"/>
-              </w:rPr>
-              <w:t xml:space="preserve"> </w:t>
-            </w:r>
-            <w:proofErr w:type="spellStart"/>
-            <w:r>
-              <w:rPr>
-                <w:iCs/>
-                <w:color w:val="888888"/>
-              </w:rPr>
-              <w:t>el</w:t>
-            </w:r>
-            <w:proofErr w:type="spellEnd"/>
-            <w:r>
-              <w:rPr>
-                <w:iCs/>
-                <w:color w:val="888888"/>
-              </w:rPr>
-              <w:t xml:space="preserve"> </w:t>
-            </w:r>
-            <w:proofErr w:type="spellStart"/>
-            <w:r>
-              <w:rPr>
-                <w:iCs/>
-                <w:color w:val="888888"/>
-              </w:rPr>
-              <w:t>resultado</w:t>
-            </w:r>
-            <w:proofErr w:type="spellEnd"/>
-            <w:r>
-              <w:rPr>
-                <w:iCs/>
-                <w:color w:val="888888"/>
-              </w:rPr>
-              <w:t xml:space="preserve"> </w:t>
-            </w:r>
-            <w:proofErr w:type="spellStart"/>
-            <w:r>
-              <w:rPr>
-                <w:iCs/>
-                <w:color w:val="888888"/>
-              </w:rPr>
-              <w:t>podemos</w:t>
-            </w:r>
-            <w:proofErr w:type="spellEnd"/>
-            <w:r>
-              <w:rPr>
-                <w:iCs/>
-                <w:color w:val="888888"/>
-              </w:rPr>
-              <w:t xml:space="preserve"> </w:t>
-            </w:r>
-            <w:proofErr w:type="spellStart"/>
-            <w:r>
-              <w:rPr>
-                <w:iCs/>
-                <w:color w:val="888888"/>
-              </w:rPr>
-              <w:t>ver</w:t>
-            </w:r>
-            <w:proofErr w:type="spellEnd"/>
-            <w:r>
-              <w:rPr>
-                <w:iCs/>
-                <w:color w:val="888888"/>
-              </w:rPr>
-              <w:t xml:space="preserve"> que no se </w:t>
-            </w:r>
-            <w:proofErr w:type="spellStart"/>
-            <w:r>
-              <w:rPr>
-                <w:iCs/>
-                <w:color w:val="888888"/>
-              </w:rPr>
-              <w:t>muestran</w:t>
-            </w:r>
-            <w:proofErr w:type="spellEnd"/>
-            <w:r>
-              <w:rPr>
-                <w:iCs/>
-                <w:color w:val="888888"/>
-              </w:rPr>
-              <w:t xml:space="preserve"> los </w:t>
-            </w:r>
-            <w:proofErr w:type="spellStart"/>
-            <w:r>
-              <w:rPr>
-                <w:iCs/>
-                <w:color w:val="888888"/>
-              </w:rPr>
-              <w:t>números</w:t>
-            </w:r>
-            <w:proofErr w:type="spellEnd"/>
-            <w:r>
-              <w:rPr>
-                <w:iCs/>
-                <w:color w:val="888888"/>
-              </w:rPr>
-              <w:t xml:space="preserve"> </w:t>
-            </w:r>
-            <w:proofErr w:type="spellStart"/>
-            <w:r>
-              <w:rPr>
-                <w:iCs/>
-                <w:color w:val="888888"/>
-              </w:rPr>
-              <w:t>intercalados</w:t>
-            </w:r>
-            <w:proofErr w:type="spellEnd"/>
-            <w:r>
-              <w:rPr>
-                <w:iCs/>
-                <w:color w:val="888888"/>
-              </w:rPr>
-              <w:t xml:space="preserve"> </w:t>
-            </w:r>
-            <w:proofErr w:type="spellStart"/>
-            <w:r>
-              <w:rPr>
-                <w:iCs/>
-                <w:color w:val="888888"/>
-              </w:rPr>
-              <w:t>sino</w:t>
-            </w:r>
-            <w:proofErr w:type="spellEnd"/>
-            <w:r>
-              <w:rPr>
-                <w:iCs/>
-                <w:color w:val="888888"/>
-              </w:rPr>
-              <w:t xml:space="preserve"> que se </w:t>
-            </w:r>
-            <w:proofErr w:type="spellStart"/>
-            <w:r>
-              <w:rPr>
-                <w:iCs/>
-                <w:color w:val="888888"/>
-              </w:rPr>
-              <w:t>muestran</w:t>
-            </w:r>
-            <w:proofErr w:type="spellEnd"/>
-            <w:r>
-              <w:rPr>
-                <w:iCs/>
-                <w:color w:val="888888"/>
-              </w:rPr>
-              <w:t xml:space="preserve"> primero los de un script y </w:t>
-            </w:r>
-            <w:proofErr w:type="spellStart"/>
-            <w:r>
-              <w:rPr>
-                <w:iCs/>
-                <w:color w:val="888888"/>
-              </w:rPr>
-              <w:t>luego</w:t>
-            </w:r>
-            <w:proofErr w:type="spellEnd"/>
-            <w:r>
-              <w:rPr>
-                <w:iCs/>
-                <w:color w:val="888888"/>
-              </w:rPr>
-              <w:t xml:space="preserve"> los del </w:t>
-            </w:r>
-            <w:proofErr w:type="spellStart"/>
-            <w:r>
-              <w:rPr>
-                <w:iCs/>
-                <w:color w:val="888888"/>
-              </w:rPr>
-              <w:t>otro</w:t>
-            </w:r>
-            <w:proofErr w:type="spellEnd"/>
-            <w:r>
-              <w:rPr>
-                <w:iCs/>
-                <w:color w:val="888888"/>
-              </w:rPr>
-              <w:t xml:space="preserve"> script.</w:t>
+              <w:t xml:space="preserve"> sino que se muestran primero los de un script y luego los del otro script.</w:t>
             </w:r>
           </w:p>
         </w:tc>
@@ -2122,7 +909,43 @@
           <w:color w:val="1B365D"/>
           <w:sz w:val="30"/>
         </w:rPr>
-        <w:t>2. Depuración en Visual Studio Code (0,75 pts)</w:t>
+        <w:t xml:space="preserve">2. Depuración en Visual Studio </w:t>
+      </w:r>
+      <w:proofErr w:type="spellStart"/>
+      <w:r>
+        <w:rPr>
+          <w:rFonts w:ascii="Calibri" w:hAnsi="Calibri"/>
+          <w:color w:val="1B365D"/>
+          <w:sz w:val="30"/>
+        </w:rPr>
+        <w:t>Code</w:t>
+      </w:r>
+      <w:proofErr w:type="spellEnd"/>
+      <w:r>
+        <w:rPr>
+          <w:rFonts w:ascii="Calibri" w:hAnsi="Calibri"/>
+          <w:color w:val="1B365D"/>
+          <w:sz w:val="30"/>
+        </w:rPr>
+        <w:t xml:space="preserve"> (0,75 </w:t>
+      </w:r>
+      <w:proofErr w:type="spellStart"/>
+      <w:r>
+        <w:rPr>
+          <w:rFonts w:ascii="Calibri" w:hAnsi="Calibri"/>
+          <w:color w:val="1B365D"/>
+          <w:sz w:val="30"/>
+        </w:rPr>
+        <w:t>pts</w:t>
+      </w:r>
+      <w:proofErr w:type="spellEnd"/>
+      <w:r>
+        <w:rPr>
+          <w:rFonts w:ascii="Calibri" w:hAnsi="Calibri"/>
+          <w:color w:val="1B365D"/>
+          <w:sz w:val="30"/>
+        </w:rPr>
+        <w:t>)</w:t>
       </w:r>
     </w:p>
     <w:p>
@@ -2145,7 +968,15 @@
         <w:t>interfaz</w:t>
       </w:r>
       <w:r>
-        <w:t xml:space="preserve"> de depuración de VS Code.</w:t>
+        <w:t xml:space="preserve"> de depuración de VS </w:t>
+      </w:r>
+      <w:proofErr w:type="spellStart"/>
+      <w:r>
+        <w:t>Code</w:t>
+      </w:r>
+      <w:proofErr w:type="spellEnd"/>
+      <w:r>
+        <w:t>.</w:t>
       </w:r>
     </w:p>
     <w:p>
@@ -2158,7 +989,23 @@
           <w:rFonts w:ascii="Calibri" w:hAnsi="Calibri"/>
           <w:color w:val="008080"/>
         </w:rPr>
-        <w:t>2.1. Punto de Ruptura (Breakpoint)</w:t>
+        <w:t>2.1. Punto de Ruptura (</w:t>
+      </w:r>
+      <w:proofErr w:type="spellStart"/>
+      <w:r>
+        <w:rPr>
+          <w:rFonts w:ascii="Calibri" w:hAnsi="Calibri"/>
+          <w:color w:val="008080"/>
+        </w:rPr>
+        <w:t>Breakpoint</w:t>
+      </w:r>
+      <w:proofErr w:type="spellEnd"/>
+      <w:r>
+        <w:rPr>
+          <w:rFonts w:ascii="Calibri" w:hAnsi="Calibri"/>
+          <w:color w:val="008080"/>
+        </w:rPr>
+        <w:t>)</w:t>
       </w:r>
     </w:p>
     <w:tbl>
@@ -2204,7 +1051,23 @@
                 <w:b/>
                 <w:color w:val="008080"/>
               </w:rPr>
-              <w:t xml:space="preserve"> Captura de Pantalla: Punto de ruptura (Breakpoint) activo en el código del Ej.2</w:t>
+              <w:t xml:space="preserve"> Captura de Pantalla: Punto de ruptura (</w:t>
+            </w:r>
+            <w:proofErr w:type="spellStart"/>
+            <w:r>
+              <w:rPr>
+                <w:b/>
+                <w:color w:val="008080"/>
+              </w:rPr>
+              <w:t>Breakpoint</w:t>
+            </w:r>
+            <w:proofErr w:type="spellEnd"/>
+            <w:r>
+              <w:rPr>
+                <w:b/>
+                <w:color w:val="008080"/>
+              </w:rPr>
+              <w:t>) activo en el código del Ej.2</w:t>
             </w:r>
             <w:r>
               <w:rPr>
@@ -2218,76 +1081,15 @@
                 <w:i/>
                 <w:color w:val="888888"/>
               </w:rPr>
-              <w:t xml:space="preserve">[Inserta aquí la captura de pantalla legible y </w:t>
-            </w:r>
-            <w:proofErr w:type="spellStart"/>
+              <w:t>[Inserta aquí la captura de pantalla legible y añade una breve explicación del resultado mostrado]</w:t>
+            </w:r>
+            <w:r>
+              <w:t xml:space="preserve"> </w:t>
+            </w:r>
             <w:r>
               <w:rPr>
-                <w:i/>
-                <w:color w:val="888888"/>
+                <w:noProof/>
               </w:rPr>
-              <w:t>añade</w:t>
-            </w:r>
-            <w:proofErr w:type="spellEnd"/>
-            <w:r>
-              <w:rPr>
-                <w:i/>
-                <w:color w:val="888888"/>
-              </w:rPr>
-              <w:t xml:space="preserve"> una breve </w:t>
-            </w:r>
-            <w:proofErr w:type="spellStart"/>
-            <w:r>
-              <w:rPr>
-                <w:i/>
-                <w:color w:val="888888"/>
-              </w:rPr>
-              <w:t>explicación</w:t>
-            </w:r>
-            <w:proofErr w:type="spellEnd"/>
-            <w:r>
-              <w:rPr>
-                <w:i/>
-                <w:color w:val="888888"/>
-              </w:rPr>
-              <w:t xml:space="preserve"> del </w:t>
-            </w:r>
-            <w:proofErr w:type="spellStart"/>
-            <w:r>
-              <w:rPr>
-                <w:i/>
-                <w:color w:val="888888"/>
-              </w:rPr>
-              <w:t>resultado</w:t>
-            </w:r>
-            <w:proofErr w:type="spellEnd"/>
-            <w:r>
-              <w:rPr>
-                <w:i/>
-                <w:color w:val="888888"/>
-              </w:rPr>
-              <w:t xml:space="preserve"> </w:t>
-            </w:r>
-            <w:proofErr w:type="spellStart"/>
-            <w:r>
-              <w:rPr>
-                <w:i/>
-                <w:color w:val="888888"/>
-              </w:rPr>
-              <w:t>mostrado</w:t>
-            </w:r>
-            <w:proofErr w:type="spellEnd"/>
-            <w:r>
-              <w:rPr>
-                <w:i/>
-                <w:color w:val="888888"/>
-              </w:rPr>
-              <w:t>]</w:t>
-            </w:r>
-            <w:r>
-              <w:t xml:space="preserve"> </w:t>
-            </w:r>
-            <w:r>
               <w:drawing>
                 <wp:inline distT="0" distB="0" distL="0" distR="0" wp14:anchorId="0F1B9438" wp14:editId="065768A8">
                   <wp:extent cx="2914650" cy="1317199"/>
@@ -2332,187 +1134,11 @@
                 <w:color w:val="808080" w:themeColor="background1" w:themeShade="80"/>
               </w:rPr>
             </w:pPr>
-            <w:proofErr w:type="spellStart"/>
             <w:r>
               <w:rPr>
                 <w:color w:val="808080" w:themeColor="background1" w:themeShade="80"/>
               </w:rPr>
-              <w:t>En</w:t>
-            </w:r>
-            <w:proofErr w:type="spellEnd"/>
-            <w:r>
-              <w:rPr>
-                <w:color w:val="808080" w:themeColor="background1" w:themeShade="80"/>
-              </w:rPr>
-              <w:t xml:space="preserve"> la </w:t>
-            </w:r>
-            <w:proofErr w:type="spellStart"/>
-            <w:r>
-              <w:rPr>
-                <w:color w:val="808080" w:themeColor="background1" w:themeShade="80"/>
-              </w:rPr>
-              <w:t>captura</w:t>
-            </w:r>
-            <w:proofErr w:type="spellEnd"/>
-            <w:r>
-              <w:rPr>
-                <w:color w:val="808080" w:themeColor="background1" w:themeShade="80"/>
-              </w:rPr>
-              <w:t xml:space="preserve"> de </w:t>
-            </w:r>
-            <w:proofErr w:type="spellStart"/>
-            <w:r>
-              <w:rPr>
-                <w:color w:val="808080" w:themeColor="background1" w:themeShade="80"/>
-              </w:rPr>
-              <w:t>pantalla</w:t>
-            </w:r>
-            <w:proofErr w:type="spellEnd"/>
-            <w:r>
-              <w:rPr>
-                <w:color w:val="808080" w:themeColor="background1" w:themeShade="80"/>
-              </w:rPr>
-              <w:t xml:space="preserve"> </w:t>
-            </w:r>
-            <w:proofErr w:type="spellStart"/>
-            <w:r>
-              <w:rPr>
-                <w:color w:val="808080" w:themeColor="background1" w:themeShade="80"/>
-              </w:rPr>
-              <w:t>vemos</w:t>
-            </w:r>
-            <w:proofErr w:type="spellEnd"/>
-            <w:r>
-              <w:rPr>
-                <w:color w:val="808080" w:themeColor="background1" w:themeShade="80"/>
-              </w:rPr>
-              <w:t xml:space="preserve"> 2 puntos de </w:t>
-            </w:r>
-            <w:proofErr w:type="spellStart"/>
-            <w:r>
-              <w:rPr>
-                <w:color w:val="808080" w:themeColor="background1" w:themeShade="80"/>
-              </w:rPr>
-              <w:t>interrupción</w:t>
-            </w:r>
-            <w:proofErr w:type="spellEnd"/>
-            <w:r>
-              <w:rPr>
-                <w:color w:val="808080" w:themeColor="background1" w:themeShade="80"/>
-              </w:rPr>
-              <w:t xml:space="preserve"> </w:t>
-            </w:r>
-            <w:proofErr w:type="spellStart"/>
-            <w:r>
-              <w:rPr>
-                <w:color w:val="808080" w:themeColor="background1" w:themeShade="80"/>
-              </w:rPr>
-              <w:t>en</w:t>
-            </w:r>
-            <w:proofErr w:type="spellEnd"/>
-            <w:r>
-              <w:rPr>
-                <w:color w:val="808080" w:themeColor="background1" w:themeShade="80"/>
-              </w:rPr>
-              <w:t xml:space="preserve"> </w:t>
-            </w:r>
-            <w:proofErr w:type="spellStart"/>
-            <w:r>
-              <w:rPr>
-                <w:color w:val="808080" w:themeColor="background1" w:themeShade="80"/>
-              </w:rPr>
-              <w:t>el</w:t>
-            </w:r>
-            <w:proofErr w:type="spellEnd"/>
-            <w:r>
-              <w:rPr>
-                <w:color w:val="808080" w:themeColor="background1" w:themeShade="80"/>
-              </w:rPr>
-              <w:t xml:space="preserve"> </w:t>
-            </w:r>
-            <w:proofErr w:type="spellStart"/>
-            <w:r>
-              <w:rPr>
-                <w:color w:val="808080" w:themeColor="background1" w:themeShade="80"/>
-              </w:rPr>
-              <w:t>código</w:t>
-            </w:r>
-            <w:proofErr w:type="spellEnd"/>
-            <w:r>
-              <w:rPr>
-                <w:color w:val="808080" w:themeColor="background1" w:themeShade="80"/>
-              </w:rPr>
-              <w:t xml:space="preserve"> y </w:t>
-            </w:r>
-            <w:proofErr w:type="spellStart"/>
-            <w:r>
-              <w:rPr>
-                <w:color w:val="808080" w:themeColor="background1" w:themeShade="80"/>
-              </w:rPr>
-              <w:t>como</w:t>
-            </w:r>
-            <w:proofErr w:type="spellEnd"/>
-            <w:r>
-              <w:rPr>
-                <w:color w:val="808080" w:themeColor="background1" w:themeShade="80"/>
-              </w:rPr>
-              <w:t xml:space="preserve"> al </w:t>
-            </w:r>
-            <w:proofErr w:type="spellStart"/>
-            <w:r>
-              <w:rPr>
-                <w:color w:val="808080" w:themeColor="background1" w:themeShade="80"/>
-              </w:rPr>
-              <w:t>depurar</w:t>
-            </w:r>
-            <w:proofErr w:type="spellEnd"/>
-            <w:r>
-              <w:rPr>
-                <w:color w:val="808080" w:themeColor="background1" w:themeShade="80"/>
-              </w:rPr>
-              <w:t xml:space="preserve"> se para </w:t>
-            </w:r>
-            <w:proofErr w:type="spellStart"/>
-            <w:r>
-              <w:rPr>
-                <w:color w:val="808080" w:themeColor="background1" w:themeShade="80"/>
-              </w:rPr>
-              <w:t>en</w:t>
-            </w:r>
-            <w:proofErr w:type="spellEnd"/>
-            <w:r>
-              <w:rPr>
-                <w:color w:val="808080" w:themeColor="background1" w:themeShade="80"/>
-              </w:rPr>
-              <w:t xml:space="preserve"> </w:t>
-            </w:r>
-            <w:proofErr w:type="spellStart"/>
-            <w:r>
-              <w:rPr>
-                <w:color w:val="808080" w:themeColor="background1" w:themeShade="80"/>
-              </w:rPr>
-              <w:t>el</w:t>
-            </w:r>
-            <w:proofErr w:type="spellEnd"/>
-            <w:r>
-              <w:rPr>
-                <w:color w:val="808080" w:themeColor="background1" w:themeShade="80"/>
-              </w:rPr>
-              <w:t xml:space="preserve"> primer punto de </w:t>
-            </w:r>
-            <w:proofErr w:type="spellStart"/>
-            <w:r>
-              <w:rPr>
-                <w:color w:val="808080" w:themeColor="background1" w:themeShade="80"/>
-              </w:rPr>
-              <w:t>interrupción</w:t>
-            </w:r>
-            <w:proofErr w:type="spellEnd"/>
-            <w:r>
-              <w:rPr>
-                <w:color w:val="808080" w:themeColor="background1" w:themeShade="80"/>
-              </w:rPr>
-              <w:t>.</w:t>
+              <w:t>En la captura de pantalla vemos 2 puntos de interrupción en el código y como al depurar se para en el primer punto de interrupción.</w:t>
             </w:r>
           </w:p>
         </w:tc>
@@ -2529,8 +1155,17 @@
           <w:color w:val="008080"/>
         </w:rPr>
         <w:lastRenderedPageBreak/>
-        <w:t>2.2. Botones de Control de Depuración de VS Code</w:t>
+        <w:t xml:space="preserve">2.2. Botones de Control de Depuración de VS </w:t>
       </w:r>
+      <w:proofErr w:type="spellStart"/>
+      <w:r>
+        <w:rPr>
+          <w:rFonts w:ascii="Calibri" w:hAnsi="Calibri"/>
+          <w:color w:val="008080"/>
+        </w:rPr>
+        <w:t>Code</w:t>
+      </w:r>
+      <w:proofErr w:type="spellEnd"/>
     </w:p>
     <w:p>
       <w:r>
@@ -2569,31 +1204,13 @@
             <w:pPr>
               <w:spacing w:before="60" w:after="60"/>
             </w:pPr>
-            <w:proofErr w:type="spellStart"/>
             <w:r>
               <w:rPr>
                 <w:b/>
                 <w:color w:val="FFFFFF"/>
               </w:rPr>
-              <w:t>Botón</w:t>
-            </w:r>
-            <w:proofErr w:type="spellEnd"/>
-            <w:r>
-              <w:rPr>
-                <w:b/>
-                <w:color w:val="FFFFFF"/>
-              </w:rPr>
-              <w:t xml:space="preserve"> / </w:t>
-            </w:r>
-            <w:proofErr w:type="spellStart"/>
-            <w:r>
-              <w:rPr>
-                <w:b/>
-                <w:color w:val="FFFFFF"/>
-              </w:rPr>
-              <w:t>Acción</w:t>
-            </w:r>
-            <w:proofErr w:type="spellEnd"/>
+              <w:t>Botón / Acción</w:t>
+            </w:r>
           </w:p>
         </w:tc>
         <w:tc>
@@ -2609,7 +1226,6 @@
                 <w:color w:val="FFFFFF"/>
               </w:rPr>
             </w:pPr>
-            <w:proofErr w:type="spellStart"/>
             <w:r>
               <w:rPr>
                 <w:b/>
@@ -2617,7 +1233,6 @@
               </w:rPr>
               <w:t>Icono</w:t>
             </w:r>
-            <w:proofErr w:type="spellEnd"/>
           </w:p>
         </w:tc>
         <w:tc>
@@ -2640,17 +1255,8 @@
                 <w:b/>
                 <w:color w:val="FFFFFF"/>
               </w:rPr>
-              <w:t xml:space="preserve">Atajo de </w:t>
-            </w:r>
-            <w:proofErr w:type="spellStart"/>
-            <w:r>
-              <w:rPr>
-                <w:b/>
-                <w:color w:val="FFFFFF"/>
-              </w:rPr>
-              <w:t>Teclado</w:t>
-            </w:r>
-            <w:proofErr w:type="spellEnd"/>
+              <w:t>Atajo de Teclado</w:t>
+            </w:r>
           </w:p>
         </w:tc>
         <w:tc>
@@ -2697,21 +1303,12 @@
             <w:pPr>
               <w:spacing w:before="40" w:after="40"/>
             </w:pPr>
-            <w:proofErr w:type="spellStart"/>
             <w:r>
               <w:rPr>
                 <w:b/>
                 <w:color w:val="1B365D"/>
               </w:rPr>
-              <w:t>Continuar</w:t>
-            </w:r>
-            <w:proofErr w:type="spellEnd"/>
-            <w:r>
-              <w:rPr>
-                <w:b/>
-                <w:color w:val="1B365D"/>
-              </w:rPr>
-              <w:t xml:space="preserve"> (Continue)</w:t>
+              <w:t>Continuar (Continue)</w:t>
             </w:r>
           </w:p>
         </w:tc>
@@ -2725,6 +1322,9 @@
               <w:spacing w:before="40" w:after="40"/>
             </w:pPr>
             <w:r>
+              <w:rPr>
+                <w:noProof/>
+              </w:rPr>
               <w:drawing>
                 <wp:inline distT="0" distB="0" distL="0" distR="0" wp14:anchorId="798077D5" wp14:editId="508218B8">
                   <wp:extent cx="171474" cy="238158"/>
@@ -2798,69 +1398,8 @@
             <w:pPr>
               <w:spacing w:before="40" w:after="40"/>
             </w:pPr>
-            <w:proofErr w:type="spellStart"/>
-            <w:r>
-              <w:t>Pasa</w:t>
-            </w:r>
-            <w:proofErr w:type="spellEnd"/>
-            <w:r>
-              <w:t xml:space="preserve"> con la </w:t>
-            </w:r>
-            <w:proofErr w:type="spellStart"/>
-            <w:r>
-              <w:t>lectura</w:t>
-            </w:r>
-            <w:proofErr w:type="spellEnd"/>
-            <w:r>
-              <w:t xml:space="preserve"> y </w:t>
-            </w:r>
-            <w:proofErr w:type="spellStart"/>
-            <w:r>
-              <w:t>ejecución</w:t>
-            </w:r>
-            <w:proofErr w:type="spellEnd"/>
-            <w:r>
-              <w:t xml:space="preserve"> del </w:t>
-            </w:r>
-            <w:proofErr w:type="spellStart"/>
-            <w:r>
-              <w:t>siguiente</w:t>
-            </w:r>
-            <w:proofErr w:type="spellEnd"/>
-            <w:r>
-              <w:t xml:space="preserve"> punto de </w:t>
-            </w:r>
-            <w:proofErr w:type="spellStart"/>
-            <w:r>
-              <w:t>ruptura</w:t>
-            </w:r>
-            <w:proofErr w:type="spellEnd"/>
-            <w:r>
-              <w:t xml:space="preserve"> que hay </w:t>
-            </w:r>
-            <w:proofErr w:type="spellStart"/>
-            <w:r>
-              <w:t>en</w:t>
-            </w:r>
-            <w:proofErr w:type="spellEnd"/>
-            <w:r>
-              <w:t xml:space="preserve"> </w:t>
-            </w:r>
-            <w:proofErr w:type="spellStart"/>
-            <w:r>
-              <w:t>el</w:t>
-            </w:r>
-            <w:proofErr w:type="spellEnd"/>
-            <w:r>
-              <w:t xml:space="preserve"> </w:t>
-            </w:r>
-            <w:proofErr w:type="spellStart"/>
-            <w:r>
-              <w:t>código</w:t>
-            </w:r>
-            <w:proofErr w:type="spellEnd"/>
-            <w:r>
-              <w:t>.</w:t>
+            <w:r>
+              <w:t>Pasa con la lectura y ejecución del siguiente punto de ruptura que hay en el código.</w:t>
             </w:r>
           </w:p>
         </w:tc>
@@ -2889,7 +1428,23 @@
                 <w:b/>
                 <w:color w:val="1B365D"/>
               </w:rPr>
-              <w:t>Paso a paso por encima (Step Over)</w:t>
+              <w:t xml:space="preserve">Paso a paso por encima (Step </w:t>
+            </w:r>
+            <w:proofErr w:type="spellStart"/>
+            <w:r>
+              <w:rPr>
+                <w:b/>
+                <w:color w:val="1B365D"/>
+              </w:rPr>
+              <w:t>Over</w:t>
+            </w:r>
+            <w:proofErr w:type="spellEnd"/>
+            <w:r>
+              <w:rPr>
+                <w:b/>
+                <w:color w:val="1B365D"/>
+              </w:rPr>
+              <w:t>)</w:t>
             </w:r>
           </w:p>
         </w:tc>
@@ -2903,6 +1458,9 @@
               <w:spacing w:before="40" w:after="40"/>
             </w:pPr>
             <w:r>
+              <w:rPr>
+                <w:noProof/>
+              </w:rPr>
               <w:drawing>
                 <wp:inline distT="0" distB="0" distL="0" distR="0" wp14:anchorId="509DAB13" wp14:editId="4BB8D3C4">
                   <wp:extent cx="219106" cy="238158"/>
@@ -2976,107 +1534,8 @@
             <w:pPr>
               <w:spacing w:before="40" w:after="40"/>
             </w:pPr>
-            <w:proofErr w:type="spellStart"/>
-            <w:r>
-              <w:t>Ejecuta</w:t>
-            </w:r>
-            <w:proofErr w:type="spellEnd"/>
-            <w:r>
-              <w:t xml:space="preserve"> la </w:t>
-            </w:r>
-            <w:proofErr w:type="spellStart"/>
-            <w:r>
-              <w:t>siguiente</w:t>
-            </w:r>
-            <w:proofErr w:type="spellEnd"/>
-            <w:r>
-              <w:t xml:space="preserve"> </w:t>
-            </w:r>
-            <w:proofErr w:type="spellStart"/>
-            <w:r>
-              <w:t>instrucción</w:t>
-            </w:r>
-            <w:proofErr w:type="spellEnd"/>
-            <w:r>
-              <w:t xml:space="preserve"> y </w:t>
-            </w:r>
-            <w:proofErr w:type="spellStart"/>
-            <w:r>
-              <w:t>si</w:t>
-            </w:r>
-            <w:proofErr w:type="spellEnd"/>
-            <w:r>
-              <w:t xml:space="preserve"> la </w:t>
-            </w:r>
-            <w:proofErr w:type="spellStart"/>
-            <w:r>
-              <w:t>instrucción</w:t>
-            </w:r>
-            <w:proofErr w:type="spellEnd"/>
-            <w:r>
-              <w:t xml:space="preserve"> </w:t>
-            </w:r>
-            <w:proofErr w:type="spellStart"/>
-            <w:r>
-              <w:t>contiene</w:t>
-            </w:r>
-            <w:proofErr w:type="spellEnd"/>
-            <w:r>
-              <w:t xml:space="preserve"> una </w:t>
-            </w:r>
-            <w:proofErr w:type="spellStart"/>
-            <w:r>
-              <w:t>función</w:t>
-            </w:r>
-            <w:proofErr w:type="spellEnd"/>
-            <w:r>
-              <w:t xml:space="preserve"> </w:t>
-            </w:r>
-            <w:proofErr w:type="spellStart"/>
-            <w:r>
-              <w:t>ejecuta</w:t>
-            </w:r>
-            <w:proofErr w:type="spellEnd"/>
-            <w:r>
-              <w:t xml:space="preserve"> la </w:t>
-            </w:r>
-            <w:proofErr w:type="spellStart"/>
-            <w:r>
-              <w:t>función</w:t>
-            </w:r>
-            <w:proofErr w:type="spellEnd"/>
-            <w:r>
-              <w:t xml:space="preserve"> </w:t>
-            </w:r>
-            <w:r>
-              <w:t xml:space="preserve">sin </w:t>
-            </w:r>
-            <w:proofErr w:type="spellStart"/>
-            <w:r>
-              <w:t>entra</w:t>
-            </w:r>
-            <w:r>
-              <w:t>r</w:t>
-            </w:r>
-            <w:proofErr w:type="spellEnd"/>
-            <w:r>
-              <w:t xml:space="preserve"> </w:t>
-            </w:r>
-            <w:proofErr w:type="spellStart"/>
-            <w:r>
-              <w:t>en</w:t>
-            </w:r>
-            <w:proofErr w:type="spellEnd"/>
-            <w:r>
-              <w:t xml:space="preserve"> </w:t>
-            </w:r>
-            <w:proofErr w:type="spellStart"/>
-            <w:r>
-              <w:t>ella</w:t>
-            </w:r>
-            <w:proofErr w:type="spellEnd"/>
-            <w:r>
-              <w:t xml:space="preserve"> </w:t>
+            <w:r>
+              <w:t xml:space="preserve">Ejecuta la siguiente instrucción y si la instrucción contiene una función ejecuta la función sin entrar en ella </w:t>
             </w:r>
           </w:p>
         </w:tc>
@@ -3105,7 +1564,23 @@
                 <w:b/>
                 <w:color w:val="1B365D"/>
               </w:rPr>
-              <w:t>Paso a paso por dentro (Step Into)</w:t>
+              <w:t xml:space="preserve">Paso a paso por dentro (Step </w:t>
+            </w:r>
+            <w:proofErr w:type="spellStart"/>
+            <w:r>
+              <w:rPr>
+                <w:b/>
+                <w:color w:val="1B365D"/>
+              </w:rPr>
+              <w:t>Into</w:t>
+            </w:r>
+            <w:proofErr w:type="spellEnd"/>
+            <w:r>
+              <w:rPr>
+                <w:b/>
+                <w:color w:val="1B365D"/>
+              </w:rPr>
+              <w:t>)</w:t>
             </w:r>
           </w:p>
         </w:tc>
@@ -3119,6 +1594,9 @@
               <w:spacing w:before="40" w:after="40"/>
             </w:pPr>
             <w:r>
+              <w:rPr>
+                <w:noProof/>
+              </w:rPr>
               <w:drawing>
                 <wp:inline distT="0" distB="0" distL="0" distR="0" wp14:anchorId="7D193974" wp14:editId="4BBE1F49">
                   <wp:extent cx="171474" cy="228632"/>
@@ -3192,99 +1670,9 @@
             <w:pPr>
               <w:spacing w:before="40" w:after="40"/>
             </w:pPr>
-            <w:proofErr w:type="spellStart"/>
-            <w:r>
-              <w:t>Ejecuta</w:t>
-            </w:r>
-            <w:proofErr w:type="spellEnd"/>
-            <w:r>
-              <w:t xml:space="preserve"> la </w:t>
-            </w:r>
-            <w:proofErr w:type="spellStart"/>
-            <w:r>
-              <w:t>siguiente</w:t>
-            </w:r>
-            <w:proofErr w:type="spellEnd"/>
-            <w:r>
-              <w:t xml:space="preserve"> </w:t>
-            </w:r>
-            <w:proofErr w:type="spellStart"/>
-            <w:r>
-              <w:t>instrucción</w:t>
-            </w:r>
-            <w:proofErr w:type="spellEnd"/>
-            <w:r>
-              <w:t xml:space="preserve"> y </w:t>
-            </w:r>
-            <w:proofErr w:type="spellStart"/>
-            <w:r>
-              <w:t>si</w:t>
-            </w:r>
-            <w:proofErr w:type="spellEnd"/>
-            <w:r>
-              <w:t xml:space="preserve"> la </w:t>
-            </w:r>
-            <w:proofErr w:type="spellStart"/>
-            <w:r>
-              <w:t>instrucción</w:t>
-            </w:r>
-            <w:proofErr w:type="spellEnd"/>
-            <w:r>
-              <w:t xml:space="preserve"> </w:t>
-            </w:r>
-            <w:proofErr w:type="spellStart"/>
-            <w:r>
-              <w:t>contiene</w:t>
-            </w:r>
-            <w:proofErr w:type="spellEnd"/>
-            <w:r>
-              <w:t xml:space="preserve"> una </w:t>
-            </w:r>
-            <w:proofErr w:type="spellStart"/>
-            <w:r>
-              <w:t>función</w:t>
-            </w:r>
-            <w:proofErr w:type="spellEnd"/>
-            <w:r>
-              <w:t xml:space="preserve"> </w:t>
-            </w:r>
-            <w:proofErr w:type="spellStart"/>
-            <w:r>
-              <w:t>ejecuta</w:t>
-            </w:r>
-            <w:proofErr w:type="spellEnd"/>
-            <w:r>
-              <w:t xml:space="preserve"> la </w:t>
-            </w:r>
-            <w:proofErr w:type="spellStart"/>
-            <w:r>
-              <w:t>función</w:t>
-            </w:r>
-            <w:proofErr w:type="spellEnd"/>
-            <w:r>
-              <w:t xml:space="preserve"> </w:t>
-            </w:r>
-            <w:proofErr w:type="spellStart"/>
-            <w:r>
-              <w:t>entrando</w:t>
-            </w:r>
-            <w:proofErr w:type="spellEnd"/>
-            <w:r>
-              <w:t xml:space="preserve"> </w:t>
-            </w:r>
-            <w:proofErr w:type="spellStart"/>
-            <w:r>
-              <w:t>en</w:t>
-            </w:r>
-            <w:proofErr w:type="spellEnd"/>
-            <w:r>
-              <w:t xml:space="preserve"> </w:t>
-            </w:r>
-            <w:proofErr w:type="spellStart"/>
-            <w:r>
-              <w:t>ella</w:t>
-            </w:r>
-            <w:proofErr w:type="spellEnd"/>
+            <w:r>
+              <w:t>Ejecuta la siguiente instrucción y si la instrucción contiene una función ejecuta la función entrando en ella</w:t>
+            </w:r>
           </w:p>
         </w:tc>
       </w:tr>
@@ -3312,7 +1700,23 @@
                 <w:b/>
                 <w:color w:val="1B365D"/>
               </w:rPr>
-              <w:t>Paso a paso para salir (Step Out)</w:t>
+              <w:t xml:space="preserve">Paso a paso para salir (Step </w:t>
+            </w:r>
+            <w:proofErr w:type="spellStart"/>
+            <w:r>
+              <w:rPr>
+                <w:b/>
+                <w:color w:val="1B365D"/>
+              </w:rPr>
+              <w:t>Out</w:t>
+            </w:r>
+            <w:proofErr w:type="spellEnd"/>
+            <w:r>
+              <w:rPr>
+                <w:b/>
+                <w:color w:val="1B365D"/>
+              </w:rPr>
+              <w:t>)</w:t>
             </w:r>
           </w:p>
         </w:tc>
@@ -3326,6 +1730,9 @@
               <w:spacing w:before="40" w:after="40"/>
             </w:pPr>
             <w:r>
+              <w:rPr>
+                <w:noProof/>
+              </w:rPr>
               <w:drawing>
                 <wp:inline distT="0" distB="0" distL="0" distR="0" wp14:anchorId="6CE3773D" wp14:editId="6D623EB1">
                   <wp:extent cx="190527" cy="238158"/>
@@ -3400,55 +1807,7 @@
               <w:spacing w:before="40" w:after="40"/>
             </w:pPr>
             <w:r>
-              <w:t xml:space="preserve">Se </w:t>
-            </w:r>
-            <w:proofErr w:type="spellStart"/>
-            <w:r>
-              <w:t>ejecuta</w:t>
-            </w:r>
-            <w:proofErr w:type="spellEnd"/>
-            <w:r>
-              <w:t xml:space="preserve"> </w:t>
-            </w:r>
-            <w:proofErr w:type="spellStart"/>
-            <w:r>
-              <w:t>simplemente</w:t>
-            </w:r>
-            <w:proofErr w:type="spellEnd"/>
-            <w:r>
-              <w:t xml:space="preserve"> la </w:t>
-            </w:r>
-            <w:proofErr w:type="spellStart"/>
-            <w:r>
-              <w:t>función</w:t>
-            </w:r>
-            <w:proofErr w:type="spellEnd"/>
-            <w:r>
-              <w:t xml:space="preserve"> o </w:t>
-            </w:r>
-            <w:proofErr w:type="spellStart"/>
-            <w:r>
-              <w:t>método</w:t>
-            </w:r>
-            <w:proofErr w:type="spellEnd"/>
-            <w:r>
-              <w:t xml:space="preserve"> que se </w:t>
-            </w:r>
-            <w:proofErr w:type="spellStart"/>
-            <w:r>
-              <w:t>está</w:t>
-            </w:r>
-            <w:proofErr w:type="spellEnd"/>
-            <w:r>
-              <w:t xml:space="preserve"> </w:t>
-            </w:r>
-            <w:proofErr w:type="spellStart"/>
-            <w:r>
-              <w:t>depurando</w:t>
-            </w:r>
-            <w:proofErr w:type="spellEnd"/>
-            <w:r>
-              <w:t>.</w:t>
+              <w:t>Se ejecuta simplemente la función o método que se está depurando.</w:t>
             </w:r>
           </w:p>
         </w:tc>
@@ -3477,7 +1836,23 @@
                 <w:b/>
                 <w:color w:val="1B365D"/>
               </w:rPr>
-              <w:t>Reiniciar (Restart)</w:t>
+              <w:t>Reiniciar (</w:t>
+            </w:r>
+            <w:proofErr w:type="spellStart"/>
+            <w:r>
+              <w:rPr>
+                <w:b/>
+                <w:color w:val="1B365D"/>
+              </w:rPr>
+              <w:t>Restart</w:t>
+            </w:r>
+            <w:proofErr w:type="spellEnd"/>
+            <w:r>
+              <w:rPr>
+                <w:b/>
+                <w:color w:val="1B365D"/>
+              </w:rPr>
+              <w:t>)</w:t>
             </w:r>
           </w:p>
         </w:tc>
@@ -3491,6 +1866,9 @@
               <w:spacing w:before="40" w:after="40"/>
             </w:pPr>
             <w:r>
+              <w:rPr>
+                <w:noProof/>
+              </w:rPr>
               <w:drawing>
                 <wp:inline distT="0" distB="0" distL="0" distR="0" wp14:anchorId="5CF37DE2" wp14:editId="04313699">
                   <wp:extent cx="181000" cy="209579"/>
@@ -3564,37 +1942,8 @@
             <w:pPr>
               <w:spacing w:before="40" w:after="40"/>
             </w:pPr>
-            <w:proofErr w:type="spellStart"/>
-            <w:r>
-              <w:t>Reinicia</w:t>
-            </w:r>
-            <w:proofErr w:type="spellEnd"/>
-            <w:r>
-              <w:t xml:space="preserve"> la </w:t>
-            </w:r>
-            <w:proofErr w:type="spellStart"/>
-            <w:r>
-              <w:t>depuración</w:t>
-            </w:r>
-            <w:proofErr w:type="spellEnd"/>
-            <w:r>
-              <w:t xml:space="preserve"> </w:t>
-            </w:r>
-            <w:proofErr w:type="spellStart"/>
-            <w:r>
-              <w:t>desde</w:t>
-            </w:r>
-            <w:proofErr w:type="spellEnd"/>
-            <w:r>
-              <w:t xml:space="preserve"> </w:t>
-            </w:r>
-            <w:proofErr w:type="spellStart"/>
-            <w:r>
-              <w:t>el</w:t>
-            </w:r>
-            <w:proofErr w:type="spellEnd"/>
-            <w:r>
-              <w:t xml:space="preserve"> principio.</w:t>
+            <w:r>
+              <w:t>Reinicia la depuración desde el principio.</w:t>
             </w:r>
           </w:p>
         </w:tc>
@@ -3637,6 +1986,9 @@
               <w:spacing w:before="40" w:after="40"/>
             </w:pPr>
             <w:r>
+              <w:rPr>
+                <w:noProof/>
+              </w:rPr>
               <w:drawing>
                 <wp:inline distT="0" distB="0" distL="0" distR="0" wp14:anchorId="1DE540E3" wp14:editId="7EF712B0">
                   <wp:extent cx="200053" cy="200053"/>
@@ -3710,21 +2062,8 @@
             <w:pPr>
               <w:spacing w:before="40" w:after="40"/>
             </w:pPr>
-            <w:proofErr w:type="spellStart"/>
-            <w:r>
-              <w:t>Detiene</w:t>
-            </w:r>
-            <w:proofErr w:type="spellEnd"/>
-            <w:r>
-              <w:t xml:space="preserve"> la </w:t>
-            </w:r>
-            <w:proofErr w:type="spellStart"/>
-            <w:r>
-              <w:t>depuración</w:t>
-            </w:r>
-            <w:proofErr w:type="spellEnd"/>
-            <w:r>
-              <w:t>.</w:t>
+            <w:r>
+              <w:t>Detiene la depuración.</w:t>
             </w:r>
           </w:p>
         </w:tc>
@@ -3740,7 +2079,23 @@
           <w:rFonts w:ascii="Calibri" w:hAnsi="Calibri"/>
           <w:color w:val="008080"/>
         </w:rPr>
-        <w:t>2.3. Inspección de Código: Zonas Watch y Variables</w:t>
+        <w:t xml:space="preserve">2.3. Inspección de Código: Zonas </w:t>
+      </w:r>
+      <w:proofErr w:type="spellStart"/>
+      <w:r>
+        <w:rPr>
+          <w:rFonts w:ascii="Calibri" w:hAnsi="Calibri"/>
+          <w:color w:val="008080"/>
+        </w:rPr>
+        <w:t>Watch</w:t>
+      </w:r>
+      <w:proofErr w:type="spellEnd"/>
+      <w:r>
+        <w:rPr>
+          <w:rFonts w:ascii="Calibri" w:hAnsi="Calibri"/>
+          <w:color w:val="008080"/>
+        </w:rPr>
+        <w:t xml:space="preserve"> y Variables</w:t>
       </w:r>
     </w:p>
     <w:tbl>
@@ -3789,7 +2144,23 @@
                 <w:b/>
                 <w:color w:val="008080"/>
               </w:rPr>
-              <w:t xml:space="preserve"> Captura de Pantalla: Panel 'Watch' con expresiones en seguimiento y 'Variables' en un estado concreto</w:t>
+              <w:t xml:space="preserve"> Captura de Pantalla: Panel '</w:t>
+            </w:r>
+            <w:proofErr w:type="spellStart"/>
+            <w:r>
+              <w:rPr>
+                <w:b/>
+                <w:color w:val="008080"/>
+              </w:rPr>
+              <w:t>Watch</w:t>
+            </w:r>
+            <w:proofErr w:type="spellEnd"/>
+            <w:r>
+              <w:rPr>
+                <w:b/>
+                <w:color w:val="008080"/>
+              </w:rPr>
+              <w:t>' con expresiones en seguimiento y 'Variables' en un estado concreto</w:t>
             </w:r>
             <w:r>
               <w:rPr>
@@ -3812,6 +2183,9 @@
               <w:jc w:val="center"/>
             </w:pPr>
             <w:r>
+              <w:rPr>
+                <w:noProof/>
+              </w:rPr>
               <w:drawing>
                 <wp:inline distT="0" distB="0" distL="0" distR="0" wp14:anchorId="2AFC918F" wp14:editId="42DBF01F">
                   <wp:extent cx="2178228" cy="2019300"/>
@@ -3860,91 +2234,7 @@
               <w:rPr>
                 <w:color w:val="808080" w:themeColor="background1" w:themeShade="80"/>
               </w:rPr>
-              <w:t xml:space="preserve">Se </w:t>
-            </w:r>
-            <w:proofErr w:type="spellStart"/>
-            <w:r>
-              <w:rPr>
-                <w:color w:val="808080" w:themeColor="background1" w:themeShade="80"/>
-              </w:rPr>
-              <w:t>muestra</w:t>
-            </w:r>
-            <w:proofErr w:type="spellEnd"/>
-            <w:r>
-              <w:rPr>
-                <w:color w:val="808080" w:themeColor="background1" w:themeShade="80"/>
-              </w:rPr>
-              <w:t xml:space="preserve"> </w:t>
-            </w:r>
-            <w:proofErr w:type="spellStart"/>
-            <w:r>
-              <w:rPr>
-                <w:color w:val="808080" w:themeColor="background1" w:themeShade="80"/>
-              </w:rPr>
-              <w:t>el</w:t>
-            </w:r>
-            <w:proofErr w:type="spellEnd"/>
-            <w:r>
-              <w:rPr>
-                <w:color w:val="808080" w:themeColor="background1" w:themeShade="80"/>
-              </w:rPr>
-              <w:t xml:space="preserve"> valor que </w:t>
-            </w:r>
-            <w:proofErr w:type="spellStart"/>
-            <w:r>
-              <w:rPr>
-                <w:color w:val="808080" w:themeColor="background1" w:themeShade="80"/>
-              </w:rPr>
-              <w:t>tiene</w:t>
-            </w:r>
-            <w:proofErr w:type="spellEnd"/>
-            <w:r>
-              <w:rPr>
-                <w:color w:val="808080" w:themeColor="background1" w:themeShade="80"/>
-              </w:rPr>
-              <w:t xml:space="preserve"> la variable </w:t>
-            </w:r>
-            <w:proofErr w:type="spellStart"/>
-            <w:r>
-              <w:rPr>
-                <w:color w:val="808080" w:themeColor="background1" w:themeShade="80"/>
-              </w:rPr>
-              <w:t>i</w:t>
-            </w:r>
-            <w:proofErr w:type="spellEnd"/>
-            <w:r>
-              <w:rPr>
-                <w:color w:val="808080" w:themeColor="background1" w:themeShade="80"/>
-              </w:rPr>
-              <w:t xml:space="preserve"> que es ‘16’ y </w:t>
-            </w:r>
-            <w:proofErr w:type="spellStart"/>
-            <w:r>
-              <w:rPr>
-                <w:color w:val="808080" w:themeColor="background1" w:themeShade="80"/>
-              </w:rPr>
-              <w:t>el</w:t>
-            </w:r>
-            <w:proofErr w:type="spellEnd"/>
-            <w:r>
-              <w:rPr>
-                <w:color w:val="808080" w:themeColor="background1" w:themeShade="80"/>
-              </w:rPr>
-              <w:t xml:space="preserve"> </w:t>
-            </w:r>
-            <w:proofErr w:type="spellStart"/>
-            <w:r>
-              <w:rPr>
-                <w:color w:val="808080" w:themeColor="background1" w:themeShade="80"/>
-              </w:rPr>
-              <w:t>estado</w:t>
-            </w:r>
-            <w:proofErr w:type="spellEnd"/>
-            <w:r>
-              <w:rPr>
-                <w:color w:val="808080" w:themeColor="background1" w:themeShade="80"/>
-              </w:rPr>
-              <w:t xml:space="preserve"> </w:t>
+              <w:t xml:space="preserve">Se muestra el valor que tiene la variable i que es ‘16’ y el estado </w:t>
             </w:r>
             <w:proofErr w:type="gramStart"/>
             <w:r>
@@ -3958,63 +2248,7 @@
               <w:rPr>
                 <w:color w:val="808080" w:themeColor="background1" w:themeShade="80"/>
               </w:rPr>
-              <w:t xml:space="preserve"> variable </w:t>
-            </w:r>
-            <w:proofErr w:type="spellStart"/>
-            <w:r>
-              <w:rPr>
-                <w:color w:val="808080" w:themeColor="background1" w:themeShade="80"/>
-              </w:rPr>
-              <w:t>seguir</w:t>
-            </w:r>
-            <w:proofErr w:type="spellEnd"/>
-            <w:r>
-              <w:rPr>
-                <w:color w:val="808080" w:themeColor="background1" w:themeShade="80"/>
-              </w:rPr>
-              <w:t xml:space="preserve"> que </w:t>
-            </w:r>
-            <w:proofErr w:type="spellStart"/>
-            <w:r>
-              <w:rPr>
-                <w:color w:val="808080" w:themeColor="background1" w:themeShade="80"/>
-              </w:rPr>
-              <w:t>tiene</w:t>
-            </w:r>
-            <w:proofErr w:type="spellEnd"/>
-            <w:r>
-              <w:rPr>
-                <w:color w:val="808080" w:themeColor="background1" w:themeShade="80"/>
-              </w:rPr>
-              <w:t xml:space="preserve"> </w:t>
-            </w:r>
-            <w:proofErr w:type="spellStart"/>
-            <w:r>
-              <w:rPr>
-                <w:color w:val="808080" w:themeColor="background1" w:themeShade="80"/>
-              </w:rPr>
-              <w:t>el</w:t>
-            </w:r>
-            <w:proofErr w:type="spellEnd"/>
-            <w:r>
-              <w:rPr>
-                <w:color w:val="808080" w:themeColor="background1" w:themeShade="80"/>
-              </w:rPr>
-              <w:t xml:space="preserve"> </w:t>
-            </w:r>
-            <w:proofErr w:type="spellStart"/>
-            <w:r>
-              <w:rPr>
-                <w:color w:val="808080" w:themeColor="background1" w:themeShade="80"/>
-              </w:rPr>
-              <w:t>estado</w:t>
-            </w:r>
-            <w:proofErr w:type="spellEnd"/>
-            <w:r>
-              <w:rPr>
-                <w:color w:val="808080" w:themeColor="background1" w:themeShade="80"/>
-              </w:rPr>
-              <w:t xml:space="preserve"> ‘true’.</w:t>
+              <w:t xml:space="preserve"> variable seguir que tiene el estado ‘true’.</w:t>
             </w:r>
           </w:p>
         </w:tc>
@@ -4032,60 +2266,44 @@
           <w:sz w:val="30"/>
         </w:rPr>
         <w:lastRenderedPageBreak/>
-        <w:t>3. Ejecución con Node.js (0,25 pts)</w:t>
+        <w:t xml:space="preserve">3. Ejecución con Node.js (0,25 </w:t>
+      </w:r>
+      <w:proofErr w:type="spellStart"/>
+      <w:r>
+        <w:rPr>
+          <w:rFonts w:ascii="Calibri" w:hAnsi="Calibri"/>
+          <w:color w:val="1B365D"/>
+          <w:sz w:val="30"/>
+        </w:rPr>
+        <w:t>pts</w:t>
+      </w:r>
+      <w:proofErr w:type="spellEnd"/>
+      <w:r>
+        <w:rPr>
+          <w:rFonts w:ascii="Calibri" w:hAnsi="Calibri"/>
+          <w:color w:val="1B365D"/>
+          <w:sz w:val="30"/>
+        </w:rPr>
+        <w:t>)</w:t>
       </w:r>
     </w:p>
     <w:p>
+      <w:r>
+        <w:t xml:space="preserve">Ejecución del script </w:t>
+      </w:r>
+      <w:r>
+        <w:t xml:space="preserve">de la carpeta Ej2 </w:t>
+      </w:r>
+      <w:r>
+        <w:t xml:space="preserve">en el entorno de servidor local Node.js mediante la terminal integrada de Visual Studio </w:t>
+      </w:r>
       <w:proofErr w:type="spellStart"/>
       <w:r>
-        <w:t>Ejecución</w:t>
+        <w:t>Code</w:t>
       </w:r>
       <w:proofErr w:type="spellEnd"/>
       <w:r>
-        <w:t xml:space="preserve"> del script </w:t>
-      </w:r>
-      <w:r>
-        <w:t xml:space="preserve">de la </w:t>
-      </w:r>
-      <w:proofErr w:type="spellStart"/>
-      <w:r>
-        <w:t>carpeta</w:t>
-      </w:r>
-      <w:proofErr w:type="spellEnd"/>
-      <w:r>
-        <w:t xml:space="preserve"> Ej2 </w:t>
-      </w:r>
-      <w:proofErr w:type="spellStart"/>
-      <w:r>
-        <w:t>en</w:t>
-      </w:r>
-      <w:proofErr w:type="spellEnd"/>
-      <w:r>
-        <w:t xml:space="preserve"> </w:t>
-      </w:r>
-      <w:proofErr w:type="spellStart"/>
-      <w:r>
-        <w:t>el</w:t>
-      </w:r>
-      <w:proofErr w:type="spellEnd"/>
-      <w:r>
-        <w:t xml:space="preserve"> </w:t>
-      </w:r>
-      <w:proofErr w:type="spellStart"/>
-      <w:r>
-        <w:t>entorno</w:t>
-      </w:r>
-      <w:proofErr w:type="spellEnd"/>
-      <w:r>
-        <w:t xml:space="preserve"> de </w:t>
-      </w:r>
-      <w:proofErr w:type="spellStart"/>
-      <w:r>
-        <w:t>servidor</w:t>
-      </w:r>
-      <w:proofErr w:type="spellEnd"/>
-      <w:r>
-        <w:t xml:space="preserve"> local Node.js mediante la terminal integrada de Visual Studio Code.</w:t>
+        <w:t>.</w:t>
       </w:r>
     </w:p>
     <w:p>
@@ -4139,7 +2357,7 @@
                 <w:b/>
                 <w:color w:val="008080"/>
               </w:rPr>
-              <w:t xml:space="preserve"> Captura de Pantalla: Terminal integrada con comando 'node -v', la </w:t>
+              <w:t xml:space="preserve"> Captura de Pantalla: Terminal integrada con comando '</w:t>
             </w:r>
             <w:proofErr w:type="spellStart"/>
             <w:r>
@@ -4147,7 +2365,7 @@
                 <w:b/>
                 <w:color w:val="008080"/>
               </w:rPr>
-              <w:t>ruta</w:t>
+              <w:t>node</w:t>
             </w:r>
             <w:proofErr w:type="spellEnd"/>
             <w:r>
@@ -4155,81 +2373,8 @@
                 <w:b/>
                 <w:color w:val="008080"/>
               </w:rPr>
-              <w:t xml:space="preserve"> </w:t>
-            </w:r>
-            <w:proofErr w:type="spellStart"/>
-            <w:r>
-              <w:rPr>
-                <w:b/>
-                <w:color w:val="008080"/>
-              </w:rPr>
-              <w:t>completa</w:t>
-            </w:r>
-            <w:proofErr w:type="spellEnd"/>
-            <w:r>
-              <w:rPr>
-                <w:b/>
-                <w:color w:val="008080"/>
-              </w:rPr>
-              <w:t xml:space="preserve"> y la </w:t>
-            </w:r>
-            <w:proofErr w:type="spellStart"/>
-            <w:r>
-              <w:rPr>
-                <w:b/>
-                <w:color w:val="008080"/>
-              </w:rPr>
-              <w:t>ejecución</w:t>
-            </w:r>
-            <w:proofErr w:type="spellEnd"/>
-            <w:r>
-              <w:rPr>
-                <w:b/>
-                <w:color w:val="008080"/>
-              </w:rPr>
-              <w:t xml:space="preserve"> del script </w:t>
-            </w:r>
-            <w:proofErr w:type="spellStart"/>
-            <w:r>
-              <w:rPr>
-                <w:b/>
-                <w:color w:val="008080"/>
-              </w:rPr>
-              <w:t>mostrando</w:t>
-            </w:r>
-            <w:proofErr w:type="spellEnd"/>
-            <w:r>
-              <w:rPr>
-                <w:b/>
-                <w:color w:val="008080"/>
-              </w:rPr>
-              <w:t xml:space="preserve"> la </w:t>
-            </w:r>
-            <w:proofErr w:type="spellStart"/>
-            <w:r>
-              <w:rPr>
-                <w:b/>
-                <w:color w:val="008080"/>
-              </w:rPr>
-              <w:t>salida</w:t>
-            </w:r>
-            <w:proofErr w:type="spellEnd"/>
-            <w:r>
-              <w:rPr>
-                <w:b/>
-                <w:color w:val="008080"/>
-              </w:rPr>
-              <w:t xml:space="preserve"> </w:t>
-            </w:r>
-            <w:proofErr w:type="spellStart"/>
-            <w:r>
-              <w:rPr>
-                <w:b/>
-                <w:color w:val="008080"/>
-              </w:rPr>
-              <w:t>personalizada</w:t>
-            </w:r>
-            <w:proofErr w:type="spellEnd"/>
+              <w:t xml:space="preserve"> -v', la ruta completa y la ejecución del script mostrando la salida personalizada</w:t>
+            </w:r>
             <w:r>
               <w:rPr>
                 <w:b/>
@@ -4242,55 +2387,7 @@
                 <w:i/>
                 <w:color w:val="888888"/>
               </w:rPr>
-              <w:t>[</w:t>
-            </w:r>
-            <w:proofErr w:type="spellStart"/>
-            <w:r>
-              <w:rPr>
-                <w:i/>
-                <w:color w:val="888888"/>
-              </w:rPr>
-              <w:t>Inserta</w:t>
-            </w:r>
-            <w:proofErr w:type="spellEnd"/>
-            <w:r>
-              <w:rPr>
-                <w:i/>
-                <w:color w:val="888888"/>
-              </w:rPr>
-              <w:t xml:space="preserve"> </w:t>
-            </w:r>
-            <w:proofErr w:type="spellStart"/>
-            <w:r>
-              <w:rPr>
-                <w:i/>
-                <w:color w:val="888888"/>
-              </w:rPr>
-              <w:t>aquí</w:t>
-            </w:r>
-            <w:proofErr w:type="spellEnd"/>
-            <w:r>
-              <w:rPr>
-                <w:i/>
-                <w:color w:val="888888"/>
-              </w:rPr>
-              <w:t xml:space="preserve"> la </w:t>
-            </w:r>
-            <w:proofErr w:type="spellStart"/>
-            <w:r>
-              <w:rPr>
-                <w:i/>
-                <w:color w:val="888888"/>
-              </w:rPr>
-              <w:t>captura</w:t>
-            </w:r>
-            <w:proofErr w:type="spellEnd"/>
-            <w:r>
-              <w:rPr>
-                <w:i/>
-                <w:color w:val="888888"/>
-              </w:rPr>
-              <w:t xml:space="preserve"> de pantalla legible y añade una breve explicación del resultado mostrado]</w:t>
+              <w:t>[Inserta aquí la captura de pantalla legible y añade una breve explicación del resultado mostrado]</w:t>
             </w:r>
           </w:p>
           <w:p>
@@ -4299,6 +2396,9 @@
               <w:jc w:val="center"/>
             </w:pPr>
             <w:r>
+              <w:rPr>
+                <w:noProof/>
+              </w:rPr>
               <w:drawing>
                 <wp:inline distT="0" distB="0" distL="0" distR="0" wp14:anchorId="59207E67" wp14:editId="7ADB43F3">
                   <wp:extent cx="3738476" cy="5657850"/>
@@ -4343,215 +2443,25 @@
                 <w:color w:val="808080" w:themeColor="background1" w:themeShade="80"/>
               </w:rPr>
             </w:pPr>
-            <w:proofErr w:type="spellStart"/>
             <w:r>
               <w:rPr>
                 <w:color w:val="808080" w:themeColor="background1" w:themeShade="80"/>
               </w:rPr>
-              <w:t>Vemos</w:t>
-            </w:r>
-            <w:proofErr w:type="spellEnd"/>
+              <w:t xml:space="preserve">Vemos como </w:t>
+            </w:r>
+            <w:proofErr w:type="spellStart"/>
             <w:r>
               <w:rPr>
                 <w:color w:val="808080" w:themeColor="background1" w:themeShade="80"/>
               </w:rPr>
-              <w:t xml:space="preserve"> </w:t>
-            </w:r>
-            <w:proofErr w:type="spellStart"/>
+              <w:t>node</w:t>
+            </w:r>
+            <w:proofErr w:type="spellEnd"/>
             <w:r>
               <w:rPr>
                 <w:color w:val="808080" w:themeColor="background1" w:themeShade="80"/>
               </w:rPr>
-              <w:t>como</w:t>
-            </w:r>
-            <w:proofErr w:type="spellEnd"/>
-            <w:r>
-              <w:rPr>
-                <w:color w:val="808080" w:themeColor="background1" w:themeShade="80"/>
-              </w:rPr>
-              <w:t xml:space="preserve"> node </w:t>
-            </w:r>
-            <w:proofErr w:type="spellStart"/>
-            <w:r>
-              <w:rPr>
-                <w:color w:val="808080" w:themeColor="background1" w:themeShade="80"/>
-              </w:rPr>
-              <w:t>nos</w:t>
-            </w:r>
-            <w:proofErr w:type="spellEnd"/>
-            <w:r>
-              <w:rPr>
-                <w:color w:val="808080" w:themeColor="background1" w:themeShade="80"/>
-              </w:rPr>
-              <w:t xml:space="preserve"> </w:t>
-            </w:r>
-            <w:proofErr w:type="spellStart"/>
-            <w:r>
-              <w:rPr>
-                <w:color w:val="808080" w:themeColor="background1" w:themeShade="80"/>
-              </w:rPr>
-              <w:t>ejecuta</w:t>
-            </w:r>
-            <w:proofErr w:type="spellEnd"/>
-            <w:r>
-              <w:rPr>
-                <w:color w:val="808080" w:themeColor="background1" w:themeShade="80"/>
-              </w:rPr>
-              <w:t xml:space="preserve"> </w:t>
-            </w:r>
-            <w:proofErr w:type="spellStart"/>
-            <w:r>
-              <w:rPr>
-                <w:color w:val="808080" w:themeColor="background1" w:themeShade="80"/>
-              </w:rPr>
-              <w:t>el</w:t>
-            </w:r>
-            <w:proofErr w:type="spellEnd"/>
-            <w:r>
-              <w:rPr>
-                <w:color w:val="808080" w:themeColor="background1" w:themeShade="80"/>
-              </w:rPr>
-              <w:t xml:space="preserve"> script </w:t>
-            </w:r>
-            <w:proofErr w:type="spellStart"/>
-            <w:r>
-              <w:rPr>
-                <w:color w:val="808080" w:themeColor="background1" w:themeShade="80"/>
-              </w:rPr>
-              <w:t>cuando</w:t>
-            </w:r>
-            <w:proofErr w:type="spellEnd"/>
-            <w:r>
-              <w:rPr>
-                <w:color w:val="808080" w:themeColor="background1" w:themeShade="80"/>
-              </w:rPr>
-              <w:t xml:space="preserve"> </w:t>
-            </w:r>
-            <w:proofErr w:type="spellStart"/>
-            <w:r>
-              <w:rPr>
-                <w:color w:val="808080" w:themeColor="background1" w:themeShade="80"/>
-              </w:rPr>
-              <w:t>accedemos</w:t>
-            </w:r>
-            <w:proofErr w:type="spellEnd"/>
-            <w:r>
-              <w:rPr>
-                <w:color w:val="808080" w:themeColor="background1" w:themeShade="80"/>
-              </w:rPr>
-              <w:t xml:space="preserve"> a la </w:t>
-            </w:r>
-            <w:proofErr w:type="spellStart"/>
-            <w:r>
-              <w:rPr>
-                <w:color w:val="808080" w:themeColor="background1" w:themeShade="80"/>
-              </w:rPr>
-              <w:t>ruta</w:t>
-            </w:r>
-            <w:proofErr w:type="spellEnd"/>
-            <w:r>
-              <w:rPr>
-                <w:color w:val="808080" w:themeColor="background1" w:themeShade="80"/>
-              </w:rPr>
-              <w:t xml:space="preserve"> complete </w:t>
-            </w:r>
-            <w:proofErr w:type="spellStart"/>
-            <w:r>
-              <w:rPr>
-                <w:color w:val="808080" w:themeColor="background1" w:themeShade="80"/>
-              </w:rPr>
-              <w:t>donde</w:t>
-            </w:r>
-            <w:proofErr w:type="spellEnd"/>
-            <w:r>
-              <w:rPr>
-                <w:color w:val="808080" w:themeColor="background1" w:themeShade="80"/>
-              </w:rPr>
-              <w:t xml:space="preserve"> se </w:t>
-            </w:r>
-            <w:proofErr w:type="spellStart"/>
-            <w:r>
-              <w:rPr>
-                <w:color w:val="808080" w:themeColor="background1" w:themeShade="80"/>
-              </w:rPr>
-              <w:t>encuentra</w:t>
-            </w:r>
-            <w:proofErr w:type="spellEnd"/>
-            <w:r>
-              <w:rPr>
-                <w:color w:val="808080" w:themeColor="background1" w:themeShade="80"/>
-              </w:rPr>
-              <w:t xml:space="preserve"> y </w:t>
-            </w:r>
-            <w:proofErr w:type="spellStart"/>
-            <w:r>
-              <w:rPr>
-                <w:color w:val="808080" w:themeColor="background1" w:themeShade="80"/>
-              </w:rPr>
-              <w:t>nos</w:t>
-            </w:r>
-            <w:proofErr w:type="spellEnd"/>
-            <w:r>
-              <w:rPr>
-                <w:color w:val="808080" w:themeColor="background1" w:themeShade="80"/>
-              </w:rPr>
-              <w:t xml:space="preserve"> </w:t>
-            </w:r>
-            <w:proofErr w:type="spellStart"/>
-            <w:r>
-              <w:rPr>
-                <w:color w:val="808080" w:themeColor="background1" w:themeShade="80"/>
-              </w:rPr>
-              <w:t>devuelve</w:t>
-            </w:r>
-            <w:proofErr w:type="spellEnd"/>
-            <w:r>
-              <w:rPr>
-                <w:color w:val="808080" w:themeColor="background1" w:themeShade="80"/>
-              </w:rPr>
-              <w:t xml:space="preserve"> por </w:t>
-            </w:r>
-            <w:proofErr w:type="spellStart"/>
-            <w:r>
-              <w:rPr>
-                <w:color w:val="808080" w:themeColor="background1" w:themeShade="80"/>
-              </w:rPr>
-              <w:t>consola</w:t>
-            </w:r>
-            <w:proofErr w:type="spellEnd"/>
-            <w:r>
-              <w:rPr>
-                <w:color w:val="808080" w:themeColor="background1" w:themeShade="80"/>
-              </w:rPr>
-              <w:t xml:space="preserve"> </w:t>
-            </w:r>
-            <w:proofErr w:type="spellStart"/>
-            <w:r>
-              <w:rPr>
-                <w:color w:val="808080" w:themeColor="background1" w:themeShade="80"/>
-              </w:rPr>
-              <w:t>el</w:t>
-            </w:r>
-            <w:proofErr w:type="spellEnd"/>
-            <w:r>
-              <w:rPr>
-                <w:color w:val="808080" w:themeColor="background1" w:themeShade="80"/>
-              </w:rPr>
-              <w:t xml:space="preserve"> </w:t>
-            </w:r>
-            <w:proofErr w:type="spellStart"/>
-            <w:r>
-              <w:rPr>
-                <w:color w:val="808080" w:themeColor="background1" w:themeShade="80"/>
-              </w:rPr>
-              <w:t>resultado</w:t>
-            </w:r>
-            <w:proofErr w:type="spellEnd"/>
-            <w:r>
-              <w:rPr>
-                <w:color w:val="808080" w:themeColor="background1" w:themeShade="80"/>
-              </w:rPr>
-              <w:t xml:space="preserve"> que </w:t>
+              <w:t xml:space="preserve"> nos ejecuta el script cuando accedemos a la ruta complete donde se encuentra y nos devuelve por consola el resultado que </w:t>
             </w:r>
             <w:proofErr w:type="spellStart"/>
             <w:r>
@@ -4565,21 +2475,7 @@
               <w:rPr>
                 <w:color w:val="808080" w:themeColor="background1" w:themeShade="80"/>
               </w:rPr>
-              <w:t xml:space="preserve">, los </w:t>
-            </w:r>
-            <w:proofErr w:type="spellStart"/>
-            <w:r>
-              <w:rPr>
-                <w:color w:val="808080" w:themeColor="background1" w:themeShade="80"/>
-              </w:rPr>
-              <w:t>números</w:t>
-            </w:r>
-            <w:proofErr w:type="spellEnd"/>
-            <w:r>
-              <w:rPr>
-                <w:color w:val="808080" w:themeColor="background1" w:themeShade="80"/>
-              </w:rPr>
-              <w:t xml:space="preserve"> del 0 al 100.</w:t>
+              <w:t>, los números del 0 al 100.</w:t>
             </w:r>
           </w:p>
         </w:tc>
@@ -4605,7 +2501,21 @@
         <w:rPr>
           <w:i/>
         </w:rPr>
-        <w:t>Calificación máxima: 1,50 pts · Escala: Sí = puntuación total · Parcial = 50 % · No = 0</w:t>
+        <w:t xml:space="preserve">Calificación máxima: 1,50 </w:t>
+      </w:r>
+      <w:proofErr w:type="spellStart"/>
+      <w:r>
+        <w:rPr>
+          <w:i/>
+        </w:rPr>
+        <w:t>pts</w:t>
+      </w:r>
+      <w:proofErr w:type="spellEnd"/>
+      <w:r>
+        <w:rPr>
+          <w:i/>
+        </w:rPr>
+        <w:t xml:space="preserve"> · Escala: Sí = puntuación total · Parcial = 50 % · No = 0</w:t>
       </w:r>
     </w:p>
     <w:tbl>
@@ -4689,37 +2599,12 @@
               <w:spacing w:before="60" w:after="60"/>
               <w:jc w:val="center"/>
             </w:pPr>
-            <w:proofErr w:type="spellStart"/>
             <w:r>
               <w:rPr>
                 <w:b/>
                 <w:color w:val="FFFFFF"/>
               </w:rPr>
-              <w:t>Sí</w:t>
-            </w:r>
-            <w:proofErr w:type="spellEnd"/>
-            <w:r>
-              <w:rPr>
-                <w:b/>
-                <w:color w:val="FFFFFF"/>
-              </w:rPr>
-              <w:t>/</w:t>
-            </w:r>
-            <w:proofErr w:type="spellStart"/>
-            <w:r>
-              <w:rPr>
-                <w:b/>
-                <w:color w:val="FFFFFF"/>
-              </w:rPr>
-              <w:t>Parcial</w:t>
-            </w:r>
-            <w:proofErr w:type="spellEnd"/>
-            <w:r>
-              <w:rPr>
-                <w:b/>
-                <w:color w:val="FFFFFF"/>
-              </w:rPr>
-              <w:t>/No</w:t>
+              <w:t>Sí/Parcial/No</w:t>
             </w:r>
           </w:p>
         </w:tc>
@@ -4793,11 +2678,9 @@
               <w:spacing w:before="40" w:after="40"/>
               <w:jc w:val="center"/>
             </w:pPr>
-            <w:proofErr w:type="spellStart"/>
             <w:r>
               <w:t>Sí</w:t>
             </w:r>
-            <w:proofErr w:type="spellEnd"/>
           </w:p>
         </w:tc>
       </w:tr>
@@ -4862,11 +2745,9 @@
               <w:spacing w:before="40" w:after="40"/>
               <w:jc w:val="center"/>
             </w:pPr>
-            <w:proofErr w:type="spellStart"/>
             <w:r>
               <w:t>Sí</w:t>
             </w:r>
-            <w:proofErr w:type="spellEnd"/>
           </w:p>
         </w:tc>
       </w:tr>
@@ -4931,11 +2812,9 @@
               <w:spacing w:before="40" w:after="40"/>
               <w:jc w:val="center"/>
             </w:pPr>
-            <w:proofErr w:type="spellStart"/>
             <w:r>
               <w:t>Sí</w:t>
             </w:r>
-            <w:proofErr w:type="spellEnd"/>
           </w:p>
         </w:tc>
       </w:tr>
@@ -4959,7 +2838,23 @@
               <w:spacing w:before="40" w:after="40"/>
             </w:pPr>
             <w:r>
-              <w:t>· Ej.0.0: .html con &lt;script src="..."&gt; y script.js que muestra 'Hola mundo'.</w:t>
+              <w:t>· Ej.0.0: .</w:t>
+            </w:r>
+            <w:proofErr w:type="spellStart"/>
+            <w:r>
+              <w:t>html</w:t>
+            </w:r>
+            <w:proofErr w:type="spellEnd"/>
+            <w:r>
+              <w:t xml:space="preserve"> con &lt;script </w:t>
+            </w:r>
+            <w:proofErr w:type="spellStart"/>
+            <w:r>
+              <w:t>src</w:t>
+            </w:r>
+            <w:proofErr w:type="spellEnd"/>
+            <w:r>
+              <w:t>="..."&gt; y script.js que muestra 'Hola mundo'.</w:t>
             </w:r>
           </w:p>
         </w:tc>
@@ -5000,11 +2895,9 @@
               <w:spacing w:before="40" w:after="40"/>
               <w:jc w:val="center"/>
             </w:pPr>
-            <w:proofErr w:type="spellStart"/>
             <w:r>
               <w:t>Sí</w:t>
             </w:r>
-            <w:proofErr w:type="spellEnd"/>
           </w:p>
         </w:tc>
       </w:tr>
@@ -5028,7 +2921,23 @@
               <w:spacing w:before="40" w:after="40"/>
             </w:pPr>
             <w:r>
-              <w:t>· Ej.0.1: .html con script en línea (sin src) y resultado coincidente con Ej.0.0.</w:t>
+              <w:t>· Ej.0.1: .</w:t>
+            </w:r>
+            <w:proofErr w:type="spellStart"/>
+            <w:r>
+              <w:t>html</w:t>
+            </w:r>
+            <w:proofErr w:type="spellEnd"/>
+            <w:r>
+              <w:t xml:space="preserve"> con script en línea (sin </w:t>
+            </w:r>
+            <w:proofErr w:type="spellStart"/>
+            <w:r>
+              <w:t>src</w:t>
+            </w:r>
+            <w:proofErr w:type="spellEnd"/>
+            <w:r>
+              <w:t>) y resultado coincidente con Ej.0.0.</w:t>
             </w:r>
           </w:p>
         </w:tc>
@@ -5069,11 +2978,9 @@
               <w:spacing w:before="40" w:after="40"/>
               <w:jc w:val="center"/>
             </w:pPr>
-            <w:proofErr w:type="spellStart"/>
             <w:r>
               <w:t>Sí</w:t>
             </w:r>
-            <w:proofErr w:type="spellEnd"/>
           </w:p>
         </w:tc>
       </w:tr>
@@ -5097,7 +3004,25 @@
               <w:spacing w:before="40" w:after="40"/>
             </w:pPr>
             <w:r>
-              <w:t>· Ej.1.1: Script externo con defer en &lt;head&gt; escribe 1-100 en document.body.</w:t>
+              <w:t xml:space="preserve">· Ej.1.1: Script externo con </w:t>
+            </w:r>
+            <w:proofErr w:type="spellStart"/>
+            <w:r>
+              <w:t>defer</w:t>
+            </w:r>
+            <w:proofErr w:type="spellEnd"/>
+            <w:r>
+              <w:t xml:space="preserve"> en &lt;head&gt; escribe 1-100 en </w:t>
+            </w:r>
+            <w:proofErr w:type="spellStart"/>
+            <w:proofErr w:type="gramStart"/>
+            <w:r>
+              <w:t>document.body</w:t>
+            </w:r>
+            <w:proofErr w:type="spellEnd"/>
+            <w:proofErr w:type="gramEnd"/>
+            <w:r>
+              <w:t>.</w:t>
             </w:r>
           </w:p>
         </w:tc>
@@ -5138,11 +3063,9 @@
               <w:spacing w:before="40" w:after="40"/>
               <w:jc w:val="center"/>
             </w:pPr>
-            <w:proofErr w:type="spellStart"/>
             <w:r>
               <w:t>Sí</w:t>
             </w:r>
-            <w:proofErr w:type="spellEnd"/>
           </w:p>
         </w:tc>
       </w:tr>
@@ -5166,7 +3089,15 @@
               <w:spacing w:before="40" w:after="40"/>
             </w:pPr>
             <w:r>
-              <w:t>· Ej.1.2: Dos scripts con async en &lt;head&gt;, uno 1-100 y otro 900-1000.</w:t>
+              <w:t xml:space="preserve">· Ej.1.2: Dos scripts con </w:t>
+            </w:r>
+            <w:proofErr w:type="spellStart"/>
+            <w:r>
+              <w:t>async</w:t>
+            </w:r>
+            <w:proofErr w:type="spellEnd"/>
+            <w:r>
+              <w:t xml:space="preserve"> en &lt;head&gt;, uno 1-100 y otro 900-1000.</w:t>
             </w:r>
           </w:p>
         </w:tc>
@@ -5207,11 +3138,9 @@
               <w:spacing w:before="40" w:after="40"/>
               <w:jc w:val="center"/>
             </w:pPr>
-            <w:proofErr w:type="spellStart"/>
             <w:r>
               <w:t>Sí</w:t>
             </w:r>
-            <w:proofErr w:type="spellEnd"/>
           </w:p>
         </w:tc>
       </w:tr>
@@ -5239,47 +3168,24 @@
                 <w:b/>
                 <w:color w:val="1B365D"/>
               </w:rPr>
-              <w:t xml:space="preserve">2. </w:t>
-            </w:r>
-            <w:proofErr w:type="spellStart"/>
+              <w:t>2. Depuración en V</w:t>
+            </w:r>
             <w:r>
               <w:rPr>
                 <w:b/>
                 <w:color w:val="1B365D"/>
               </w:rPr>
-              <w:t>Depuración</w:t>
-            </w:r>
-            <w:proofErr w:type="spellEnd"/>
+              <w:t xml:space="preserve">isual Studio </w:t>
+            </w:r>
+            <w:proofErr w:type="spellStart"/>
             <w:r>
               <w:rPr>
                 <w:b/>
                 <w:color w:val="1B365D"/>
               </w:rPr>
-              <w:t xml:space="preserve"> </w:t>
-            </w:r>
-            <w:proofErr w:type="spellStart"/>
-            <w:r>
-              <w:rPr>
-                <w:b/>
-                <w:color w:val="1B365D"/>
-              </w:rPr>
-              <w:t>en</w:t>
+              <w:t>Code</w:t>
             </w:r>
             <w:proofErr w:type="spellEnd"/>
-            <w:r>
-              <w:rPr>
-                <w:b/>
-                <w:color w:val="1B365D"/>
-              </w:rPr>
-              <w:t xml:space="preserve"> V</w:t>
-            </w:r>
-            <w:r>
-              <w:rPr>
-                <w:b/>
-                <w:color w:val="1B365D"/>
-              </w:rPr>
-              <w:t>isual Studio Code</w:t>
-            </w:r>
           </w:p>
         </w:tc>
         <w:tc>
@@ -5323,11 +3229,9 @@
               <w:spacing w:before="40" w:after="40"/>
               <w:jc w:val="center"/>
             </w:pPr>
-            <w:proofErr w:type="spellStart"/>
             <w:r>
               <w:t>Sí</w:t>
             </w:r>
-            <w:proofErr w:type="spellEnd"/>
           </w:p>
         </w:tc>
       </w:tr>
@@ -5351,7 +3255,15 @@
               <w:spacing w:before="40" w:after="40"/>
             </w:pPr>
             <w:r>
-              <w:t>· Puntos de ruptura (breakpoints) con ejecución pausada y línea resaltada.</w:t>
+              <w:t>· Puntos de ruptura (</w:t>
+            </w:r>
+            <w:proofErr w:type="spellStart"/>
+            <w:r>
+              <w:t>breakpoints</w:t>
+            </w:r>
+            <w:proofErr w:type="spellEnd"/>
+            <w:r>
+              <w:t>) con ejecución pausada y línea resaltada.</w:t>
             </w:r>
           </w:p>
         </w:tc>
@@ -5392,11 +3304,9 @@
               <w:spacing w:before="40" w:after="40"/>
               <w:jc w:val="center"/>
             </w:pPr>
-            <w:proofErr w:type="spellStart"/>
             <w:r>
               <w:t>Sí</w:t>
             </w:r>
-            <w:proofErr w:type="spellEnd"/>
           </w:p>
         </w:tc>
       </w:tr>
@@ -5461,11 +3371,9 @@
               <w:spacing w:before="40" w:after="40"/>
               <w:jc w:val="center"/>
             </w:pPr>
-            <w:proofErr w:type="spellStart"/>
             <w:r>
               <w:t>Sí</w:t>
             </w:r>
-            <w:proofErr w:type="spellEnd"/>
           </w:p>
         </w:tc>
       </w:tr>
@@ -5489,7 +3397,15 @@
               <w:spacing w:before="40" w:after="40"/>
             </w:pPr>
             <w:r>
-              <w:t>· Zona Watch con expresión añadida y valor durante la ejecución.</w:t>
+              <w:t xml:space="preserve">· Zona </w:t>
+            </w:r>
+            <w:proofErr w:type="spellStart"/>
+            <w:r>
+              <w:t>Watch</w:t>
+            </w:r>
+            <w:proofErr w:type="spellEnd"/>
+            <w:r>
+              <w:t xml:space="preserve"> con expresión añadida y valor durante la ejecución.</w:t>
             </w:r>
           </w:p>
         </w:tc>
@@ -5530,11 +3446,9 @@
               <w:spacing w:before="40" w:after="40"/>
               <w:jc w:val="center"/>
             </w:pPr>
-            <w:proofErr w:type="spellStart"/>
             <w:r>
               <w:t>Sí</w:t>
             </w:r>
-            <w:proofErr w:type="spellEnd"/>
           </w:p>
         </w:tc>
       </w:tr>
@@ -5599,11 +3513,9 @@
               <w:spacing w:before="40" w:after="40"/>
               <w:jc w:val="center"/>
             </w:pPr>
-            <w:proofErr w:type="spellStart"/>
             <w:r>
               <w:t>Sí</w:t>
             </w:r>
-            <w:proofErr w:type="spellEnd"/>
           </w:p>
         </w:tc>
       </w:tr>
@@ -5627,31 +3539,7 @@
               <w:spacing w:before="40" w:after="40"/>
             </w:pPr>
             <w:r>
-              <w:t xml:space="preserve">· Calidad de </w:t>
-            </w:r>
-            <w:proofErr w:type="spellStart"/>
-            <w:r>
-              <w:t>evidencia</w:t>
-            </w:r>
-            <w:proofErr w:type="spellEnd"/>
-            <w:r>
-              <w:t xml:space="preserve">: </w:t>
-            </w:r>
-            <w:proofErr w:type="spellStart"/>
-            <w:r>
-              <w:t>capturas</w:t>
-            </w:r>
-            <w:proofErr w:type="spellEnd"/>
-            <w:r>
-              <w:t xml:space="preserve"> </w:t>
-            </w:r>
-            <w:proofErr w:type="spellStart"/>
-            <w:r>
-              <w:t>legibles</w:t>
-            </w:r>
-            <w:proofErr w:type="spellEnd"/>
-            <w:r>
-              <w:t>.</w:t>
+              <w:t>· Calidad de evidencia: capturas legibles.</w:t>
             </w:r>
           </w:p>
         </w:tc>
@@ -5692,11 +3580,9 @@
               <w:spacing w:before="40" w:after="40"/>
               <w:jc w:val="center"/>
             </w:pPr>
-            <w:proofErr w:type="spellStart"/>
             <w:r>
               <w:t>Sí</w:t>
             </w:r>
-            <w:proofErr w:type="spellEnd"/>
           </w:p>
         </w:tc>
       </w:tr>
@@ -5724,23 +3610,7 @@
                 <w:b/>
                 <w:color w:val="1B365D"/>
               </w:rPr>
-              <w:t xml:space="preserve">3. </w:t>
-            </w:r>
-            <w:proofErr w:type="spellStart"/>
-            <w:r>
-              <w:rPr>
-                <w:b/>
-                <w:color w:val="1B365D"/>
-              </w:rPr>
-              <w:t>Ejecución</w:t>
-            </w:r>
-            <w:proofErr w:type="spellEnd"/>
-            <w:r>
-              <w:rPr>
-                <w:b/>
-                <w:color w:val="1B365D"/>
-              </w:rPr>
-              <w:t xml:space="preserve"> </w:t>
+              <w:t xml:space="preserve">3. Ejecución </w:t>
             </w:r>
             <w:r>
               <w:rPr>
@@ -5792,11 +3662,9 @@
               <w:spacing w:before="40" w:after="40"/>
               <w:jc w:val="center"/>
             </w:pPr>
-            <w:proofErr w:type="spellStart"/>
             <w:r>
               <w:t>Sí</w:t>
             </w:r>
-            <w:proofErr w:type="spellEnd"/>
           </w:p>
         </w:tc>
       </w:tr>
@@ -5822,37 +3690,19 @@
             <w:r>
               <w:t xml:space="preserve">· </w:t>
             </w:r>
+            <w:r>
+              <w:t xml:space="preserve">Ejecución del </w:t>
+            </w:r>
             <w:proofErr w:type="spellStart"/>
             <w:r>
-              <w:t>Ejecución</w:t>
+              <w:t>commando</w:t>
             </w:r>
             <w:proofErr w:type="spellEnd"/>
             <w:r>
-              <w:t xml:space="preserve"> del commando </w:t>
-            </w:r>
-            <w:proofErr w:type="spellStart"/>
-            <w:r>
-              <w:t>en</w:t>
-            </w:r>
-            <w:proofErr w:type="spellEnd"/>
-            <w:r>
-              <w:t xml:space="preserve"> la </w:t>
-            </w:r>
-            <w:proofErr w:type="spellStart"/>
-            <w:r>
-              <w:t>ruta</w:t>
-            </w:r>
-            <w:proofErr w:type="spellEnd"/>
-            <w:r>
-              <w:t xml:space="preserve"> </w:t>
-            </w:r>
-            <w:proofErr w:type="spellStart"/>
-            <w:r>
-              <w:t>correcta</w:t>
-            </w:r>
-            <w:proofErr w:type="spellEnd"/>
-            <w:r>
-              <w:t>.</w:t>
+              <w:t xml:space="preserve"> en la </w:t>
+            </w:r>
+            <w:r>
+              <w:t>ruta correcta.</w:t>
             </w:r>
           </w:p>
         </w:tc>
@@ -5893,11 +3743,9 @@
               <w:spacing w:before="40" w:after="40"/>
               <w:jc w:val="center"/>
             </w:pPr>
-            <w:proofErr w:type="spellStart"/>
             <w:r>
               <w:t>Sí</w:t>
             </w:r>
-            <w:proofErr w:type="spellEnd"/>
           </w:p>
         </w:tc>
       </w:tr>
@@ -5921,53 +3769,11 @@
               <w:spacing w:before="40" w:after="40"/>
             </w:pPr>
             <w:r>
-              <w:t xml:space="preserve">· Salida por </w:t>
-            </w:r>
-            <w:proofErr w:type="spellStart"/>
-            <w:r>
-              <w:t>consola</w:t>
-            </w:r>
-            <w:proofErr w:type="spellEnd"/>
-            <w:r>
-              <w:t xml:space="preserve"> </w:t>
-            </w:r>
-            <w:proofErr w:type="spellStart"/>
-            <w:r>
-              <w:t>correcta</w:t>
-            </w:r>
-            <w:proofErr w:type="spellEnd"/>
-            <w:r>
-              <w:t xml:space="preserve">, </w:t>
-            </w:r>
-            <w:proofErr w:type="spellStart"/>
-            <w:r>
-              <w:t>incluyendo</w:t>
-            </w:r>
-            <w:proofErr w:type="spellEnd"/>
-            <w:r>
-              <w:t xml:space="preserve"> </w:t>
-            </w:r>
-            <w:proofErr w:type="spellStart"/>
-            <w:r>
-              <w:t>el</w:t>
-            </w:r>
-            <w:proofErr w:type="spellEnd"/>
-            <w:r>
-              <w:t xml:space="preserve"> </w:t>
-            </w:r>
-            <w:proofErr w:type="spellStart"/>
-            <w:r>
-              <w:t>nombre</w:t>
-            </w:r>
-            <w:proofErr w:type="spellEnd"/>
-            <w:r>
-              <w:t xml:space="preserve"> del </w:t>
-            </w:r>
-            <w:proofErr w:type="spellStart"/>
-            <w:r>
-              <w:t>alumno</w:t>
-            </w:r>
-            <w:proofErr w:type="spellEnd"/>
+              <w:t xml:space="preserve">· Salida por consola </w:t>
+            </w:r>
+            <w:r>
+              <w:t>correcta, incluyendo el nombre del alumno</w:t>
+            </w:r>
           </w:p>
         </w:tc>
         <w:tc>
@@ -6007,11 +3813,9 @@
               <w:spacing w:before="40" w:after="40"/>
               <w:jc w:val="center"/>
             </w:pPr>
-            <w:proofErr w:type="spellStart"/>
             <w:r>
               <w:t>Sí</w:t>
             </w:r>
-            <w:proofErr w:type="spellEnd"/>
           </w:p>
         </w:tc>
       </w:tr>
@@ -6035,7 +3839,31 @@
               <w:spacing w:before="40" w:after="40"/>
             </w:pPr>
             <w:r>
-              <w:t>· Entorno visible: terminal integrada de VS Code y versión de Node (node -v).</w:t>
+              <w:t xml:space="preserve">· Entorno visible: terminal integrada de VS </w:t>
+            </w:r>
+            <w:proofErr w:type="spellStart"/>
+            <w:r>
+              <w:t>Code</w:t>
+            </w:r>
+            <w:proofErr w:type="spellEnd"/>
+            <w:r>
+              <w:t xml:space="preserve"> y versión de </w:t>
+            </w:r>
+            <w:proofErr w:type="spellStart"/>
+            <w:r>
+              <w:t>Node</w:t>
+            </w:r>
+            <w:proofErr w:type="spellEnd"/>
+            <w:r>
+              <w:t xml:space="preserve"> (</w:t>
+            </w:r>
+            <w:proofErr w:type="spellStart"/>
+            <w:r>
+              <w:t>node</w:t>
+            </w:r>
+            <w:proofErr w:type="spellEnd"/>
+            <w:r>
+              <w:t xml:space="preserve"> -v).</w:t>
             </w:r>
           </w:p>
         </w:tc>
@@ -6076,11 +3904,9 @@
               <w:spacing w:before="40" w:after="40"/>
               <w:jc w:val="center"/>
             </w:pPr>
-            <w:proofErr w:type="spellStart"/>
             <w:r>
               <w:t>Sí</w:t>
             </w:r>
-            <w:proofErr w:type="spellEnd"/>
           </w:p>
         </w:tc>
       </w:tr>
@@ -6161,13 +3987,8 @@
     </w:tbl>
     <w:p/>
     <w:p>
-      <w:proofErr w:type="spellStart"/>
       <w:r>
-        <w:t>Observaciones</w:t>
-      </w:r>
-      <w:proofErr w:type="spellEnd"/>
-      <w:r>
-        <w:t xml:space="preserve">: </w:t>
+        <w:t xml:space="preserve">Observaciones: </w:t>
       </w:r>
     </w:p>
     <w:p>
@@ -6179,167 +4000,7 @@
           <w:i/>
           <w:color w:val="888888"/>
         </w:rPr>
-        <w:t xml:space="preserve">[ Si </w:t>
-      </w:r>
-      <w:proofErr w:type="spellStart"/>
-      <w:r>
-        <w:rPr>
-          <w:i/>
-          <w:color w:val="888888"/>
-        </w:rPr>
-        <w:t>quieres</w:t>
-      </w:r>
-      <w:proofErr w:type="spellEnd"/>
-      <w:r>
-        <w:rPr>
-          <w:i/>
-          <w:color w:val="888888"/>
-        </w:rPr>
-        <w:t xml:space="preserve"> </w:t>
-      </w:r>
-      <w:proofErr w:type="spellStart"/>
-      <w:r>
-        <w:rPr>
-          <w:i/>
-          <w:color w:val="888888"/>
-        </w:rPr>
-        <w:t>añadir</w:t>
-      </w:r>
-      <w:proofErr w:type="spellEnd"/>
-      <w:r>
-        <w:rPr>
-          <w:i/>
-          <w:color w:val="888888"/>
-        </w:rPr>
-        <w:t xml:space="preserve"> </w:t>
-      </w:r>
-      <w:proofErr w:type="spellStart"/>
-      <w:r>
-        <w:rPr>
-          <w:i/>
-          <w:color w:val="888888"/>
-        </w:rPr>
-        <w:t>alguna</w:t>
-      </w:r>
-      <w:proofErr w:type="spellEnd"/>
-      <w:r>
-        <w:rPr>
-          <w:i/>
-          <w:color w:val="888888"/>
-        </w:rPr>
-        <w:t xml:space="preserve"> </w:t>
-      </w:r>
-      <w:proofErr w:type="spellStart"/>
-      <w:r>
-        <w:rPr>
-          <w:i/>
-          <w:color w:val="888888"/>
-        </w:rPr>
-        <w:t>observación</w:t>
-      </w:r>
-      <w:proofErr w:type="spellEnd"/>
-      <w:r>
-        <w:rPr>
-          <w:i/>
-          <w:color w:val="888888"/>
-        </w:rPr>
-        <w:t xml:space="preserve"> </w:t>
-      </w:r>
-      <w:proofErr w:type="spellStart"/>
-      <w:r>
-        <w:rPr>
-          <w:i/>
-          <w:color w:val="888888"/>
-        </w:rPr>
-        <w:t>sobre</w:t>
-      </w:r>
-      <w:proofErr w:type="spellEnd"/>
-      <w:r>
-        <w:rPr>
-          <w:i/>
-          <w:color w:val="888888"/>
-        </w:rPr>
-        <w:t xml:space="preserve"> </w:t>
-      </w:r>
-      <w:proofErr w:type="spellStart"/>
-      <w:r>
-        <w:rPr>
-          <w:i/>
-          <w:color w:val="888888"/>
-        </w:rPr>
-        <w:t>esta</w:t>
-      </w:r>
-      <w:proofErr w:type="spellEnd"/>
-      <w:r>
-        <w:rPr>
-          <w:i/>
-          <w:color w:val="888888"/>
-        </w:rPr>
-        <w:t xml:space="preserve"> </w:t>
-      </w:r>
-      <w:proofErr w:type="spellStart"/>
-      <w:r>
-        <w:rPr>
-          <w:i/>
-          <w:color w:val="888888"/>
-        </w:rPr>
-        <w:t>actividad</w:t>
-      </w:r>
-      <w:proofErr w:type="spellEnd"/>
-      <w:r>
-        <w:rPr>
-          <w:i/>
-          <w:color w:val="888888"/>
-        </w:rPr>
-        <w:t xml:space="preserve">, </w:t>
-      </w:r>
-      <w:proofErr w:type="spellStart"/>
-      <w:r>
-        <w:rPr>
-          <w:i/>
-          <w:color w:val="888888"/>
-        </w:rPr>
-        <w:t>puedes</w:t>
-      </w:r>
-      <w:proofErr w:type="spellEnd"/>
-      <w:r>
-        <w:rPr>
-          <w:i/>
-          <w:color w:val="888888"/>
-        </w:rPr>
-        <w:t xml:space="preserve"> </w:t>
-      </w:r>
-      <w:proofErr w:type="spellStart"/>
-      <w:r>
-        <w:rPr>
-          <w:i/>
-          <w:color w:val="888888"/>
-        </w:rPr>
-        <w:t>hacerlo</w:t>
-      </w:r>
-      <w:proofErr w:type="spellEnd"/>
-      <w:r>
-        <w:rPr>
-          <w:i/>
-          <w:color w:val="888888"/>
-        </w:rPr>
-        <w:t xml:space="preserve"> </w:t>
-      </w:r>
-      <w:proofErr w:type="spellStart"/>
-      <w:r>
-        <w:rPr>
-          <w:i/>
-          <w:color w:val="888888"/>
-        </w:rPr>
-        <w:t>aquí</w:t>
-      </w:r>
-      <w:proofErr w:type="spellEnd"/>
-      <w:r>
-        <w:rPr>
-          <w:i/>
-          <w:color w:val="888888"/>
-        </w:rPr>
-        <w:t>]</w:t>
+        <w:t>[ Si quieres añadir alguna observación sobre esta actividad, puedes hacerlo aquí]</w:t>
       </w:r>
     </w:p>
     <w:sectPr>
@@ -6447,49 +4108,8 @@
         <w:i/>
         <w:sz w:val="20"/>
       </w:rPr>
-      <w:t xml:space="preserve">Desarrollo Web </w:t>
+      <w:t>Desarrollo Web en Entorno Cliente</w:t>
     </w:r>
-    <w:proofErr w:type="spellStart"/>
-    <w:r>
-      <w:rPr>
-        <w:i/>
-        <w:sz w:val="20"/>
-      </w:rPr>
-      <w:t>en</w:t>
-    </w:r>
-    <w:proofErr w:type="spellEnd"/>
-    <w:r>
-      <w:rPr>
-        <w:i/>
-        <w:sz w:val="20"/>
-      </w:rPr>
-      <w:t xml:space="preserve"> </w:t>
-    </w:r>
-    <w:proofErr w:type="spellStart"/>
-    <w:r>
-      <w:rPr>
-        <w:i/>
-        <w:sz w:val="20"/>
-      </w:rPr>
-      <w:t>Entorno</w:t>
-    </w:r>
-    <w:proofErr w:type="spellEnd"/>
-    <w:r>
-      <w:rPr>
-        <w:i/>
-        <w:sz w:val="20"/>
-      </w:rPr>
-      <w:t xml:space="preserve"> </w:t>
-    </w:r>
-    <w:proofErr w:type="spellStart"/>
-    <w:r>
-      <w:rPr>
-        <w:i/>
-        <w:sz w:val="20"/>
-      </w:rPr>
-      <w:t>Cliente</w:t>
-    </w:r>
-    <w:proofErr w:type="spellEnd"/>
     <w:r>
       <w:rPr>
         <w:i/>
@@ -6510,71 +4130,7 @@
         <w:sz w:val="20"/>
       </w:rPr>
       <w:tab/>
-      <w:t xml:space="preserve">UT01 – </w:t>
-    </w:r>
-    <w:proofErr w:type="spellStart"/>
-    <w:r>
-      <w:rPr>
-        <w:i/>
-        <w:sz w:val="20"/>
-      </w:rPr>
-      <w:t>Tecnologías</w:t>
-    </w:r>
-    <w:proofErr w:type="spellEnd"/>
-    <w:r>
-      <w:rPr>
-        <w:i/>
-        <w:sz w:val="20"/>
-      </w:rPr>
-      <w:t xml:space="preserve"> de </w:t>
-    </w:r>
-    <w:proofErr w:type="spellStart"/>
-    <w:r>
-      <w:rPr>
-        <w:i/>
-        <w:sz w:val="20"/>
-      </w:rPr>
-      <w:t>programación</w:t>
-    </w:r>
-    <w:proofErr w:type="spellEnd"/>
-    <w:r>
-      <w:rPr>
-        <w:i/>
-        <w:sz w:val="20"/>
-      </w:rPr>
-      <w:t xml:space="preserve"> </w:t>
-    </w:r>
-    <w:proofErr w:type="spellStart"/>
-    <w:r>
-      <w:rPr>
-        <w:i/>
-        <w:sz w:val="20"/>
-      </w:rPr>
-      <w:t>sobre</w:t>
-    </w:r>
-    <w:proofErr w:type="spellEnd"/>
-    <w:r>
-      <w:rPr>
-        <w:i/>
-        <w:sz w:val="20"/>
-      </w:rPr>
-      <w:t xml:space="preserve"> </w:t>
-    </w:r>
-    <w:proofErr w:type="spellStart"/>
-    <w:r>
-      <w:rPr>
-        <w:i/>
-        <w:sz w:val="20"/>
-      </w:rPr>
-      <w:t>clientes</w:t>
-    </w:r>
-    <w:proofErr w:type="spellEnd"/>
-    <w:r>
-      <w:rPr>
-        <w:i/>
-        <w:sz w:val="20"/>
-      </w:rPr>
-      <w:t xml:space="preserve"> web</w:t>
+      <w:t>UT01 – Tecnologías de programación sobre clientes web</w:t>
     </w:r>
   </w:p>
   <w:p>
@@ -6960,7 +4516,7 @@
     <w:lsdException w:name="Table Web 2" w:semiHidden="1" w:unhideWhenUsed="1"/>
     <w:lsdException w:name="Table Web 3" w:semiHidden="1" w:unhideWhenUsed="1"/>
     <w:lsdException w:name="Balloon Text" w:semiHidden="1" w:unhideWhenUsed="1"/>
-    <w:lsdException w:name="Table Grid" w:semiHidden="1" w:uiPriority="59" w:unhideWhenUsed="1"/>
+    <w:lsdException w:name="Table Grid" w:uiPriority="59"/>
     <w:lsdException w:name="Table Theme" w:semiHidden="1" w:unhideWhenUsed="1"/>
     <w:lsdException w:name="Placeholder Text" w:semiHidden="1"/>
     <w:lsdException w:name="No Spacing" w:uiPriority="1" w:qFormat="1"/>
@@ -7193,6 +4749,7 @@
     <w:rPr>
       <w:rFonts w:ascii="Calibri" w:hAnsi="Calibri"/>
       <w:color w:val="222222"/>
+      <w:lang w:val="es-ES"/>
     </w:rPr>
   </w:style>
   <w:style w:type="paragraph" w:styleId="Ttulo1">
